--- a/java Best practices- design , class names .docx
+++ b/java Best practices- design , class names .docx
@@ -72,8 +72,6 @@
       <w:r>
         <w:t xml:space="preserve">:- </w:t>
       </w:r>
-      <w:bookmarkStart w:id="0" w:name="_GoBack"/>
-      <w:bookmarkEnd w:id="0"/>
       <w:r>
         <w:t xml:space="preserve">Why we should use multiple threads? my ampf laptop cpu have 22 processors- so with advent of multiple processors in single cpu, if u create only 1 thread </w:t>
       </w:r>
@@ -105,6 +103,12 @@
       </w:r>
       <w:r>
         <w:t>those tasks to thread pool</w:t>
+      </w:r>
+      <w:r>
+        <w:t xml:space="preserve"> ,ex:- all db calls and all webservice or any time consuming calls must be run parallelly by separate threads </w:t>
+      </w:r>
+      <w:r>
+        <w:t>(since other threads are ideal just we need to utilize them)</w:t>
       </w:r>
     </w:p>
     <w:p>
@@ -114,10 +118,180 @@
           <w:ilvl w:val="0"/>
           <w:numId w:val="2"/>
         </w:numPr>
-        <w:rPr>
-          <w:lang w:val="en-US"/>
-        </w:rPr>
-      </w:pPr>
+        <w:ind w:left="180"/>
+      </w:pPr>
+      <w:bookmarkStart w:id="0" w:name="_GoBack"/>
+      <w:r>
+        <w:rPr>
+          <w:b/>
+          <w:bCs/>
+        </w:rPr>
+        <w:t>Identify all blocking calls</w:t>
+      </w:r>
+      <w:r>
+        <w:rPr>
+          <w:b/>
+          <w:bCs/>
+        </w:rPr>
+        <w:t xml:space="preserve"> (db, web service calls )</w:t>
+      </w:r>
+      <w:r>
+        <w:rPr>
+          <w:b/>
+          <w:bCs/>
+        </w:rPr>
+        <w:t xml:space="preserve"> </w:t>
+      </w:r>
+      <w:r>
+        <w:t xml:space="preserve">– make sure all of them are running on separate thread </w:t>
+      </w:r>
+      <w:r>
+        <w:t>by submitting to pool or using cf</w:t>
+      </w:r>
+    </w:p>
+    <w:bookmarkEnd w:id="0"/>
+    <w:p>
+      <w:pPr>
+        <w:pStyle w:val="ListParagraph"/>
+        <w:rPr>
+          <w:lang w:val="en-US"/>
+        </w:rPr>
+      </w:pPr>
+      <w:r>
+        <w:rPr>
+          <w:rFonts w:ascii="Comic Sans MS" w:hAnsi="Comic Sans MS"/>
+          <w:color w:val="4472C4" w:themeColor="accent5"/>
+          <w:sz w:val="28"/>
+          <w14:textOutline w14:w="9525" w14:cap="rnd" w14:cmpd="sng" w14:algn="ctr">
+            <w14:noFill/>
+            <w14:prstDash w14:val="solid"/>
+            <w14:bevel/>
+          </w14:textOutline>
+        </w:rPr>
+        <w:t xml:space="preserve">Ex:-  </w:t>
+      </w:r>
+      <w:r>
+        <w:rPr>
+          <w:lang w:val="en-US"/>
+        </w:rPr>
+        <w:t>if there are parallel webservice calls, make all those webservice calls parallelly (1 thread should call 1 webservice )</w:t>
+      </w:r>
+      <w:r>
+        <w:rPr>
+          <w:lang w:val="en-US"/>
+        </w:rPr>
+        <w:t xml:space="preserve"> and </w:t>
+      </w:r>
+    </w:p>
+    <w:p>
+      <w:pPr>
+        <w:pStyle w:val="ListParagraph"/>
+        <w:rPr>
+          <w:lang w:val="en-US"/>
+        </w:rPr>
+      </w:pPr>
+      <w:r>
+        <w:rPr>
+          <w:lang w:val="en-US"/>
+        </w:rPr>
+        <w:t>Var cf1= CompletableFuture.SupplyAsync(webSvc1);</w:t>
+      </w:r>
+    </w:p>
+    <w:p>
+      <w:pPr>
+        <w:pStyle w:val="ListParagraph"/>
+        <w:rPr>
+          <w:lang w:val="en-US"/>
+        </w:rPr>
+      </w:pPr>
+      <w:r>
+        <w:rPr>
+          <w:lang w:val="en-US"/>
+        </w:rPr>
+        <w:t>Var cf2= CompletableFuture.SupplyAsync(webSvc1);</w:t>
+      </w:r>
+    </w:p>
+    <w:p>
+      <w:pPr>
+        <w:pStyle w:val="ListParagraph"/>
+        <w:rPr>
+          <w:lang w:val="en-US"/>
+        </w:rPr>
+      </w:pPr>
+      <w:r>
+        <w:rPr>
+          <w:lang w:val="en-US"/>
+        </w:rPr>
+        <w:t>Cf1.thenCombine(cf2,BiFunction)</w:t>
+      </w:r>
+    </w:p>
+    <w:p>
+      <w:pPr>
+        <w:rPr>
+          <w:rFonts w:ascii="Comic Sans MS" w:hAnsi="Comic Sans MS"/>
+          <w:color w:val="4472C4" w:themeColor="accent5"/>
+          <w:sz w:val="28"/>
+          <w14:textOutline w14:w="9525" w14:cap="rnd" w14:cmpd="sng" w14:algn="ctr">
+            <w14:noFill/>
+            <w14:prstDash w14:val="solid"/>
+            <w14:bevel/>
+          </w14:textOutline>
+        </w:rPr>
+      </w:pPr>
+      <w:r>
+        <w:rPr>
+          <w:rFonts w:ascii="Comic Sans MS" w:hAnsi="Comic Sans MS"/>
+          <w:color w:val="4472C4" w:themeColor="accent5"/>
+          <w:sz w:val="28"/>
+          <w14:textOutline w14:w="9525" w14:cap="rnd" w14:cmpd="sng" w14:algn="ctr">
+            <w14:noFill/>
+            <w14:prstDash w14:val="solid"/>
+            <w14:bevel/>
+          </w14:textOutline>
+        </w:rPr>
+        <w:t xml:space="preserve">Here we are making 2 webservice calls, both will be invoked parallelly by each comp future, its like 2 separate tasks, both are submitted to pool, </w:t>
+      </w:r>
+    </w:p>
+    <w:p>
+      <w:pPr>
+        <w:rPr>
+          <w:rFonts w:ascii="Comic Sans MS" w:hAnsi="Comic Sans MS"/>
+          <w:color w:val="4472C4" w:themeColor="accent5"/>
+          <w:sz w:val="28"/>
+          <w14:textOutline w14:w="9525" w14:cap="rnd" w14:cmpd="sng" w14:algn="ctr">
+            <w14:noFill/>
+            <w14:prstDash w14:val="solid"/>
+            <w14:bevel/>
+          </w14:textOutline>
+        </w:rPr>
+      </w:pPr>
+      <w:r>
+        <w:rPr>
+          <w:rFonts w:ascii="Comic Sans MS" w:hAnsi="Comic Sans MS"/>
+          <w:color w:val="4472C4" w:themeColor="accent5"/>
+          <w:sz w:val="28"/>
+          <w14:textOutline w14:w="9525" w14:cap="rnd" w14:cmpd="sng" w14:algn="ctr">
+            <w14:noFill/>
+            <w14:prstDash w14:val="solid"/>
+            <w14:bevel/>
+          </w14:textOutline>
+        </w:rPr>
+        <w:t>Now those 2 tasks will be picked by separate threads , both threads will run parallelly</w:t>
+      </w:r>
+    </w:p>
+    <w:p>
+      <w:pPr>
+        <w:pStyle w:val="ListParagraph"/>
+        <w:rPr>
+          <w:lang w:val="en-US"/>
+        </w:rPr>
+      </w:pPr>
+      <w:r>
+        <w:rPr>
+          <w:lang w:val="en-US"/>
+        </w:rPr>
+        <w:t xml:space="preserve"> </w:t>
+      </w:r>
     </w:p>
     <w:tbl>
       <w:tblPr>
@@ -330,6 +504,39 @@
           </w:p>
         </w:tc>
       </w:tr>
+      <w:tr>
+        <w:tc>
+          <w:tcPr>
+            <w:cnfStyle w:val="001000000000" w:firstRow="0" w:lastRow="0" w:firstColumn="1" w:lastColumn="0" w:oddVBand="0" w:evenVBand="0" w:oddHBand="0" w:evenHBand="0" w:firstRowFirstColumn="0" w:firstRowLastColumn="0" w:lastRowFirstColumn="0" w:lastRowLastColumn="0"/>
+            <w:tcW w:w="7465" w:type="dxa"/>
+          </w:tcPr>
+          <w:p>
+            <w:pPr>
+              <w:rPr>
+                <w:lang w:val="en-US"/>
+              </w:rPr>
+            </w:pPr>
+          </w:p>
+        </w:tc>
+        <w:tc>
+          <w:tcPr>
+            <w:tcW w:w="14125" w:type="dxa"/>
+          </w:tcPr>
+          <w:p>
+            <w:pPr>
+              <w:pStyle w:val="ListParagraph"/>
+              <w:numPr>
+                <w:ilvl w:val="0"/>
+                <w:numId w:val="1"/>
+              </w:numPr>
+              <w:cnfStyle w:val="000000000000" w:firstRow="0" w:lastRow="0" w:firstColumn="0" w:lastColumn="0" w:oddVBand="0" w:evenVBand="0" w:oddHBand="0" w:evenHBand="0" w:firstRowFirstColumn="0" w:firstRowLastColumn="0" w:lastRowFirstColumn="0" w:lastRowLastColumn="0"/>
+              <w:rPr>
+                <w:lang w:val="en-US"/>
+              </w:rPr>
+            </w:pPr>
+          </w:p>
+        </w:tc>
+      </w:tr>
     </w:tbl>
     <w:p>
       <w:pPr>
@@ -460,6 +667,7 @@
         <w:rPr>
           <w:lang w:val="en-US"/>
         </w:rPr>
+        <w:lastRenderedPageBreak/>
         <w:t>Manager</w:t>
       </w:r>
       <w:r>
@@ -620,267 +828,267 @@
               <w:rPr>
                 <w:lang w:val="en-US"/>
               </w:rPr>
+              <w:t>Factory</w:t>
+            </w:r>
+          </w:p>
+          <w:p>
+            <w:pPr>
+              <w:rPr>
+                <w:lang w:val="en-US"/>
+              </w:rPr>
+            </w:pPr>
+            <w:r>
+              <w:rPr>
+                <w:lang w:val="en-US"/>
+              </w:rPr>
+              <w:t>Filter</w:t>
+            </w:r>
+          </w:p>
+          <w:p>
+            <w:pPr>
+              <w:rPr>
+                <w:lang w:val="en-US"/>
+              </w:rPr>
+            </w:pPr>
+            <w:r>
+              <w:rPr>
+                <w:lang w:val="en-US"/>
+              </w:rPr>
+              <w:t>Helper</w:t>
+            </w:r>
+          </w:p>
+          <w:p>
+            <w:pPr>
+              <w:rPr>
+                <w:lang w:val="en-US"/>
+              </w:rPr>
+            </w:pPr>
+            <w:r>
+              <w:rPr>
+                <w:lang w:val="en-US"/>
+              </w:rPr>
+              <w:t>Handler</w:t>
+            </w:r>
+          </w:p>
+          <w:p>
+            <w:pPr>
+              <w:rPr>
+                <w:lang w:val="en-US"/>
+              </w:rPr>
+            </w:pPr>
+            <w:r>
+              <w:rPr>
+                <w:lang w:val="en-US"/>
+              </w:rPr>
+              <w:t>Initializer</w:t>
+            </w:r>
+          </w:p>
+          <w:p>
+            <w:pPr>
+              <w:rPr>
+                <w:lang w:val="en-US"/>
+              </w:rPr>
+            </w:pPr>
+            <w:r>
+              <w:rPr>
+                <w:lang w:val="en-US"/>
+              </w:rPr>
+              <w:t>Processor-eventProcessor</w:t>
+            </w:r>
+          </w:p>
+          <w:p>
+            <w:pPr>
+              <w:rPr>
+                <w:lang w:val="en-US"/>
+              </w:rPr>
+            </w:pPr>
+            <w:r>
+              <w:rPr>
+                <w:lang w:val="en-US"/>
+              </w:rPr>
+              <w:t>Provider</w:t>
+            </w:r>
+          </w:p>
+          <w:p>
+            <w:pPr>
+              <w:rPr>
+                <w:lang w:val="en-US"/>
+              </w:rPr>
+            </w:pPr>
+            <w:r>
+              <w:rPr>
+                <w:lang w:val="en-US"/>
+              </w:rPr>
+              <w:t>Listener</w:t>
+            </w:r>
+          </w:p>
+          <w:p>
+            <w:pPr>
+              <w:rPr>
+                <w:lang w:val="en-US"/>
+              </w:rPr>
+            </w:pPr>
+            <w:r>
+              <w:rPr>
+                <w:lang w:val="en-US"/>
+              </w:rPr>
+              <w:t>Manager-search Manager</w:t>
+            </w:r>
+          </w:p>
+          <w:p>
+            <w:pPr>
+              <w:rPr>
+                <w:lang w:val="en-US"/>
+              </w:rPr>
+            </w:pPr>
+            <w:r>
+              <w:rPr>
+                <w:lang w:val="en-US"/>
+              </w:rPr>
+              <w:t>owner</w:t>
+            </w:r>
+          </w:p>
+          <w:p>
+            <w:pPr>
+              <w:rPr>
+                <w:lang w:val="en-US"/>
+              </w:rPr>
+            </w:pPr>
+            <w:r>
+              <w:rPr>
+                <w:lang w:val="en-US"/>
+              </w:rPr>
+              <w:t>Observer</w:t>
+            </w:r>
+          </w:p>
+          <w:p>
+            <w:pPr>
+              <w:rPr>
+                <w:lang w:val="en-US"/>
+              </w:rPr>
+            </w:pPr>
+            <w:r>
+              <w:rPr>
+                <w:lang w:val="en-US"/>
+              </w:rPr>
+              <w:t>Producer Publisher,</w:t>
+            </w:r>
+          </w:p>
+          <w:p>
+            <w:pPr>
+              <w:rPr>
+                <w:lang w:val="en-US"/>
+              </w:rPr>
+            </w:pPr>
+            <w:r>
+              <w:rPr>
+                <w:lang w:val="en-US"/>
+              </w:rPr>
+              <w:t>Server, service</w:t>
+            </w:r>
+          </w:p>
+          <w:p>
+            <w:pPr>
+              <w:rPr>
+                <w:lang w:val="en-US"/>
+              </w:rPr>
+            </w:pPr>
+            <w:r>
+              <w:rPr>
+                <w:lang w:val="en-US"/>
+              </w:rPr>
+              <w:t>Validator</w:t>
+            </w:r>
+          </w:p>
+          <w:p>
+            <w:pPr>
+              <w:rPr>
+                <w:lang w:val="en-US"/>
+              </w:rPr>
+            </w:pPr>
+            <w:r>
+              <w:rPr>
+                <w:lang w:val="en-US"/>
+              </w:rPr>
+              <w:t>Watcher -FolderWatcher,</w:t>
+            </w:r>
+          </w:p>
+          <w:p>
+            <w:pPr>
+              <w:rPr>
+                <w:lang w:val="en-US"/>
+              </w:rPr>
+            </w:pPr>
+            <w:r>
+              <w:rPr>
+                <w:lang w:val="en-US"/>
+              </w:rPr>
+              <w:t>worker</w:t>
+            </w:r>
+          </w:p>
+          <w:p>
+            <w:pPr>
+              <w:rPr>
+                <w:lang w:val="en-US"/>
+              </w:rPr>
+            </w:pPr>
+            <w:r>
+              <w:rPr>
+                <w:lang w:val="en-US"/>
+              </w:rPr>
+              <w:t>Manager</w:t>
+            </w:r>
+          </w:p>
+          <w:p>
+            <w:pPr>
+              <w:rPr>
+                <w:lang w:val="en-US"/>
+              </w:rPr>
+            </w:pPr>
+            <w:r>
+              <w:rPr>
+                <w:lang w:val="en-US"/>
+              </w:rPr>
+              <w:t>Producer</w:t>
+            </w:r>
+          </w:p>
+          <w:p>
+            <w:pPr>
+              <w:rPr>
+                <w:lang w:val="en-US"/>
+              </w:rPr>
+            </w:pPr>
+            <w:r>
+              <w:rPr>
+                <w:lang w:val="en-US"/>
+              </w:rPr>
+              <w:t>DTO-Execution statusDTO</w:t>
+            </w:r>
+          </w:p>
+          <w:p>
+            <w:pPr>
+              <w:rPr>
+                <w:lang w:val="en-US"/>
+              </w:rPr>
+            </w:pPr>
+            <w:r>
+              <w:rPr>
+                <w:lang w:val="en-US"/>
+              </w:rPr>
+              <w:t>Audit</w:t>
+            </w:r>
+          </w:p>
+          <w:p>
+            <w:pPr>
+              <w:rPr>
+                <w:lang w:val="en-US"/>
+              </w:rPr>
+            </w:pPr>
+            <w:r>
+              <w:rPr>
+                <w:lang w:val="en-US"/>
+              </w:rPr>
               <w:lastRenderedPageBreak/>
-              <w:t>Factory</w:t>
-            </w:r>
-          </w:p>
-          <w:p>
-            <w:pPr>
-              <w:rPr>
-                <w:lang w:val="en-US"/>
-              </w:rPr>
-            </w:pPr>
-            <w:r>
-              <w:rPr>
-                <w:lang w:val="en-US"/>
-              </w:rPr>
-              <w:t>Filter</w:t>
-            </w:r>
-          </w:p>
-          <w:p>
-            <w:pPr>
-              <w:rPr>
-                <w:lang w:val="en-US"/>
-              </w:rPr>
-            </w:pPr>
-            <w:r>
-              <w:rPr>
-                <w:lang w:val="en-US"/>
-              </w:rPr>
-              <w:t>Helper</w:t>
-            </w:r>
-          </w:p>
-          <w:p>
-            <w:pPr>
-              <w:rPr>
-                <w:lang w:val="en-US"/>
-              </w:rPr>
-            </w:pPr>
-            <w:r>
-              <w:rPr>
-                <w:lang w:val="en-US"/>
-              </w:rPr>
-              <w:t>Handler</w:t>
-            </w:r>
-          </w:p>
-          <w:p>
-            <w:pPr>
-              <w:rPr>
-                <w:lang w:val="en-US"/>
-              </w:rPr>
-            </w:pPr>
-            <w:r>
-              <w:rPr>
-                <w:lang w:val="en-US"/>
-              </w:rPr>
-              <w:t>Initializer</w:t>
-            </w:r>
-          </w:p>
-          <w:p>
-            <w:pPr>
-              <w:rPr>
-                <w:lang w:val="en-US"/>
-              </w:rPr>
-            </w:pPr>
-            <w:r>
-              <w:rPr>
-                <w:lang w:val="en-US"/>
-              </w:rPr>
-              <w:t>Processor-eventProcessor</w:t>
-            </w:r>
-          </w:p>
-          <w:p>
-            <w:pPr>
-              <w:rPr>
-                <w:lang w:val="en-US"/>
-              </w:rPr>
-            </w:pPr>
-            <w:r>
-              <w:rPr>
-                <w:lang w:val="en-US"/>
-              </w:rPr>
-              <w:t>Provider</w:t>
-            </w:r>
-          </w:p>
-          <w:p>
-            <w:pPr>
-              <w:rPr>
-                <w:lang w:val="en-US"/>
-              </w:rPr>
-            </w:pPr>
-            <w:r>
-              <w:rPr>
-                <w:lang w:val="en-US"/>
-              </w:rPr>
-              <w:t>Listener</w:t>
-            </w:r>
-          </w:p>
-          <w:p>
-            <w:pPr>
-              <w:rPr>
-                <w:lang w:val="en-US"/>
-              </w:rPr>
-            </w:pPr>
-            <w:r>
-              <w:rPr>
-                <w:lang w:val="en-US"/>
-              </w:rPr>
-              <w:t>Manager-search Manager</w:t>
-            </w:r>
-          </w:p>
-          <w:p>
-            <w:pPr>
-              <w:rPr>
-                <w:lang w:val="en-US"/>
-              </w:rPr>
-            </w:pPr>
-            <w:r>
-              <w:rPr>
-                <w:lang w:val="en-US"/>
-              </w:rPr>
-              <w:t>owner</w:t>
-            </w:r>
-          </w:p>
-          <w:p>
-            <w:pPr>
-              <w:rPr>
-                <w:lang w:val="en-US"/>
-              </w:rPr>
-            </w:pPr>
-            <w:r>
-              <w:rPr>
-                <w:lang w:val="en-US"/>
-              </w:rPr>
-              <w:t>Observer</w:t>
-            </w:r>
-          </w:p>
-          <w:p>
-            <w:pPr>
-              <w:rPr>
-                <w:lang w:val="en-US"/>
-              </w:rPr>
-            </w:pPr>
-            <w:r>
-              <w:rPr>
-                <w:lang w:val="en-US"/>
-              </w:rPr>
-              <w:t>Producer Publisher,</w:t>
-            </w:r>
-          </w:p>
-          <w:p>
-            <w:pPr>
-              <w:rPr>
-                <w:lang w:val="en-US"/>
-              </w:rPr>
-            </w:pPr>
-            <w:r>
-              <w:rPr>
-                <w:lang w:val="en-US"/>
-              </w:rPr>
-              <w:t>Server, service</w:t>
-            </w:r>
-          </w:p>
-          <w:p>
-            <w:pPr>
-              <w:rPr>
-                <w:lang w:val="en-US"/>
-              </w:rPr>
-            </w:pPr>
-            <w:r>
-              <w:rPr>
-                <w:lang w:val="en-US"/>
-              </w:rPr>
-              <w:t>Validator</w:t>
-            </w:r>
-          </w:p>
-          <w:p>
-            <w:pPr>
-              <w:rPr>
-                <w:lang w:val="en-US"/>
-              </w:rPr>
-            </w:pPr>
-            <w:r>
-              <w:rPr>
-                <w:lang w:val="en-US"/>
-              </w:rPr>
-              <w:t>Watcher -FolderWatcher,</w:t>
-            </w:r>
-          </w:p>
-          <w:p>
-            <w:pPr>
-              <w:rPr>
-                <w:lang w:val="en-US"/>
-              </w:rPr>
-            </w:pPr>
-            <w:r>
-              <w:rPr>
-                <w:lang w:val="en-US"/>
-              </w:rPr>
-              <w:t>worker</w:t>
-            </w:r>
-          </w:p>
-          <w:p>
-            <w:pPr>
-              <w:rPr>
-                <w:lang w:val="en-US"/>
-              </w:rPr>
-            </w:pPr>
-            <w:r>
-              <w:rPr>
-                <w:lang w:val="en-US"/>
-              </w:rPr>
-              <w:t>Manager</w:t>
-            </w:r>
-          </w:p>
-          <w:p>
-            <w:pPr>
-              <w:rPr>
-                <w:lang w:val="en-US"/>
-              </w:rPr>
-            </w:pPr>
-            <w:r>
-              <w:rPr>
-                <w:lang w:val="en-US"/>
-              </w:rPr>
-              <w:t>Producer</w:t>
-            </w:r>
-          </w:p>
-          <w:p>
-            <w:pPr>
-              <w:rPr>
-                <w:lang w:val="en-US"/>
-              </w:rPr>
-            </w:pPr>
-            <w:r>
-              <w:rPr>
-                <w:lang w:val="en-US"/>
-              </w:rPr>
-              <w:t>DTO-Execution statusDTO</w:t>
-            </w:r>
-          </w:p>
-          <w:p>
-            <w:pPr>
-              <w:rPr>
-                <w:lang w:val="en-US"/>
-              </w:rPr>
-            </w:pPr>
-            <w:r>
-              <w:rPr>
-                <w:lang w:val="en-US"/>
-              </w:rPr>
-              <w:t>Audit</w:t>
-            </w:r>
-          </w:p>
-          <w:p>
-            <w:pPr>
-              <w:rPr>
-                <w:lang w:val="en-US"/>
-              </w:rPr>
-            </w:pPr>
-            <w:r>
-              <w:rPr>
-                <w:lang w:val="en-US"/>
-              </w:rPr>
               <w:t>Factory</w:t>
             </w:r>
           </w:p>
@@ -899,6 +1107,7 @@
               <w:rPr>
                 <w:lang w:val="en-US"/>
               </w:rPr>
+              <w:lastRenderedPageBreak/>
               <w:t>Service</w:t>
             </w:r>
           </w:p>
@@ -1107,6 +1316,7 @@
               <w:rPr>
                 <w:lang w:val="en-US"/>
               </w:rPr>
+              <w:lastRenderedPageBreak/>
               <w:t>Connection, Consumer, Converter, context</w:t>
             </w:r>
           </w:p>
@@ -1197,7 +1407,6 @@
         <w:rPr>
           <w:lang w:val="en-US"/>
         </w:rPr>
-        <w:lastRenderedPageBreak/>
         <w:t>Constants</w:t>
       </w:r>
     </w:p>

--- a/java Best practices- design , class names .docx
+++ b/java Best practices- design , class names .docx
@@ -13,7 +13,233 @@
         <w:rPr>
           <w:lang w:val="en-US"/>
         </w:rPr>
+        <w:t>Cautions</w:t>
+      </w:r>
+    </w:p>
+    <w:p>
+      <w:pPr>
+        <w:rPr>
+          <w:lang w:val="en-US"/>
+        </w:rPr>
+      </w:pPr>
+      <w:r>
+        <w:rPr>
+          <w:lang w:val="en-US"/>
+        </w:rPr>
+        <w:t xml:space="preserve">Be more cautious while downgrading the version, bec downgrading may not support compatibility   </w:t>
+      </w:r>
+    </w:p>
+    <w:p>
+      <w:pPr>
+        <w:rPr>
+          <w:lang w:val="en-US"/>
+        </w:rPr>
+      </w:pPr>
+      <w:r>
+        <w:rPr>
+          <w:lang w:val="en-US"/>
+        </w:rPr>
+        <w:t>I tried to downgrade the ibm db2 jcc jar for RHEL violations fixed, later when I googled in lower versions some features are not supported</w:t>
+      </w:r>
+    </w:p>
+    <w:p>
+      <w:pPr>
+        <w:rPr>
+          <w:lang w:val="en-US"/>
+        </w:rPr>
+      </w:pPr>
+      <w:r>
+        <w:rPr>
+          <w:lang w:val="en-US"/>
+        </w:rPr>
+        <w:t>Think like, u already written code In java 8 streams, suddenly if u downgrade to java 5 ur streams, lambda exp code wont work right , same way , be more cautious while downgrading</w:t>
+      </w:r>
+      <w:bookmarkStart w:id="0" w:name="_GoBack"/>
+      <w:bookmarkEnd w:id="0"/>
+    </w:p>
+    <w:p>
+      <w:pPr>
+        <w:pStyle w:val="Heading2"/>
+        <w:rPr>
+          <w:lang w:val="en-US"/>
+        </w:rPr>
+      </w:pPr>
+      <w:r>
+        <w:rPr>
+          <w:lang w:val="en-US"/>
+        </w:rPr>
         <w:t>Best practices</w:t>
+      </w:r>
+    </w:p>
+    <w:p>
+      <w:pPr>
+        <w:rPr>
+          <w:lang w:val="en-US"/>
+        </w:rPr>
+      </w:pPr>
+      <w:r>
+        <w:rPr>
+          <w:lang w:val="en-US"/>
+        </w:rPr>
+        <w:t>Always remember while writing the code, consider negative scenario</w:t>
+      </w:r>
+      <w:r>
+        <w:rPr>
+          <w:lang w:val="en-US"/>
+        </w:rPr>
+        <w:t xml:space="preserve"> like </w:t>
+      </w:r>
+    </w:p>
+    <w:tbl>
+      <w:tblPr>
+        <w:tblStyle w:val="TableGrid"/>
+        <w:tblW w:w="0" w:type="auto"/>
+        <w:tblLook w:val="04A0" w:firstRow="1" w:lastRow="0" w:firstColumn="1" w:lastColumn="0" w:noHBand="0" w:noVBand="1"/>
+      </w:tblPr>
+      <w:tblGrid>
+        <w:gridCol w:w="13675"/>
+        <w:gridCol w:w="7915"/>
+      </w:tblGrid>
+      <w:tr>
+        <w:tc>
+          <w:tcPr>
+            <w:tcW w:w="13675" w:type="dxa"/>
+          </w:tcPr>
+          <w:p>
+            <w:pPr>
+              <w:rPr>
+                <w:lang w:val="en-US"/>
+              </w:rPr>
+            </w:pPr>
+            <w:r>
+              <w:rPr>
+                <w:lang w:val="en-US"/>
+              </w:rPr>
+              <w:t xml:space="preserve">what will happen if I get null from this db/ file/ when this variable is null </w:t>
+            </w:r>
+            <w:r>
+              <w:rPr>
+                <w:lang w:val="en-US"/>
+              </w:rPr>
+              <w:t>or assume if null comes here</w:t>
+            </w:r>
+          </w:p>
+          <w:p>
+            <w:pPr>
+              <w:rPr>
+                <w:lang w:val="en-US"/>
+              </w:rPr>
+            </w:pPr>
+            <w:r>
+              <w:rPr>
+                <w:lang w:val="en-US"/>
+              </w:rPr>
+              <w:t>what happens if exception comes here</w:t>
+            </w:r>
+            <w:r>
+              <w:rPr>
+                <w:lang w:val="en-US"/>
+              </w:rPr>
+              <w:t xml:space="preserve"> or if exception comes here.. what to do</w:t>
+            </w:r>
+          </w:p>
+          <w:p>
+            <w:pPr>
+              <w:rPr>
+                <w:lang w:val="en-US"/>
+              </w:rPr>
+            </w:pPr>
+            <w:r>
+              <w:rPr>
+                <w:lang w:val="en-US"/>
+              </w:rPr>
+              <w:t xml:space="preserve">think like what happens if millions or too many records came </w:t>
+            </w:r>
+            <w:r>
+              <w:rPr>
+                <w:lang w:val="en-US"/>
+              </w:rPr>
+              <w:t xml:space="preserve">, u should write code in such a way </w:t>
+            </w:r>
+          </w:p>
+        </w:tc>
+        <w:tc>
+          <w:tcPr>
+            <w:tcW w:w="7915" w:type="dxa"/>
+          </w:tcPr>
+          <w:p>
+            <w:pPr>
+              <w:rPr>
+                <w:lang w:val="en-US"/>
+              </w:rPr>
+            </w:pPr>
+          </w:p>
+        </w:tc>
+      </w:tr>
+    </w:tbl>
+    <w:p>
+      <w:pPr>
+        <w:rPr>
+          <w:lang w:val="en-US"/>
+        </w:rPr>
+      </w:pPr>
+    </w:p>
+    <w:p>
+      <w:pPr>
+        <w:pStyle w:val="Heading2"/>
+        <w:rPr>
+          <w:lang w:val="en-US"/>
+        </w:rPr>
+      </w:pPr>
+      <w:r>
+        <w:rPr>
+          <w:lang w:val="en-US"/>
+        </w:rPr>
+        <w:t>How to effectively call a webservice</w:t>
+      </w:r>
+    </w:p>
+    <w:p>
+      <w:pPr>
+        <w:rPr>
+          <w:lang w:val="en-US"/>
+        </w:rPr>
+      </w:pPr>
+      <w:r>
+        <w:rPr>
+          <w:lang w:val="en-US"/>
+        </w:rPr>
+        <w:t xml:space="preserve">Use @Async, and let these light weight virtual threads make the webservice call, bec these light weight virt threads can wait </w:t>
+      </w:r>
+      <w:r>
+        <w:rPr>
+          <w:lang w:val="en-US"/>
+        </w:rPr>
+        <w:t xml:space="preserve">for webservice resopnse </w:t>
+      </w:r>
+      <w:r>
+        <w:rPr>
+          <w:lang w:val="en-US"/>
+        </w:rPr>
+        <w:t xml:space="preserve">instead of </w:t>
+      </w:r>
+      <w:r>
+        <w:rPr>
+          <w:lang w:val="en-US"/>
+        </w:rPr>
+        <w:t xml:space="preserve">these costly processor thread waiting for response or any IO calls, note all IO calls like webservice, db calls should handle by virtual threads not by costly processor threads </w:t>
+      </w:r>
+    </w:p>
+    <w:p>
+      <w:pPr>
+        <w:rPr>
+          <w:lang w:val="en-US"/>
+        </w:rPr>
+      </w:pPr>
+      <w:r>
+        <w:rPr>
+          <w:lang w:val="en-US"/>
+        </w:rPr>
+        <w:t xml:space="preserve">Ensure these platform costly OS thread should not waste their time by just waiting for webservice or DB call response </w:t>
       </w:r>
     </w:p>
     <w:p>
@@ -120,7 +346,6 @@
         </w:numPr>
         <w:ind w:left="180"/>
       </w:pPr>
-      <w:bookmarkStart w:id="0" w:name="_GoBack"/>
       <w:r>
         <w:rPr>
           <w:b/>
@@ -149,7 +374,6 @@
         <w:t>by submitting to pool or using cf</w:t>
       </w:r>
     </w:p>
-    <w:bookmarkEnd w:id="0"/>
     <w:p>
       <w:pPr>
         <w:pStyle w:val="ListParagraph"/>
@@ -322,6 +546,7 @@
               <w:rPr>
                 <w:lang w:val="en-US"/>
               </w:rPr>
+              <w:lastRenderedPageBreak/>
               <w:t>in spring way</w:t>
             </w:r>
           </w:p>
@@ -556,205 +781,110 @@
         <w:rPr>
           <w:lang w:val="en-US"/>
         </w:rPr>
-        <w:t>All class names ending with ER</w:t>
+        <w:t xml:space="preserve">Tracing </w:t>
       </w:r>
     </w:p>
     <w:p>
       <w:pPr>
-        <w:rPr>
-          <w:lang w:val="en-US"/>
-        </w:rPr>
-      </w:pPr>
-      <w:r>
-        <w:rPr>
-          <w:lang w:val="en-US"/>
-        </w:rPr>
-        <w:t>Reader,</w:t>
-      </w:r>
-      <w:r>
-        <w:rPr>
-          <w:lang w:val="en-US"/>
-        </w:rPr>
-        <w:t xml:space="preserve"> </w:t>
-      </w:r>
-      <w:r>
-        <w:rPr>
-          <w:lang w:val="en-US"/>
-        </w:rPr>
-        <w:t>Writer</w:t>
-      </w:r>
-      <w:r>
-        <w:rPr>
-          <w:lang w:val="en-US"/>
-        </w:rPr>
-        <w:t>,</w:t>
-      </w:r>
-      <w:r>
-        <w:rPr>
-          <w:lang w:val="en-US"/>
-        </w:rPr>
-        <w:t xml:space="preserve"> </w:t>
-      </w:r>
-      <w:r>
-        <w:rPr>
-          <w:lang w:val="en-US"/>
-        </w:rPr>
-        <w:t>Processor</w:t>
-      </w:r>
-      <w:r>
-        <w:rPr>
-          <w:lang w:val="en-US"/>
-        </w:rPr>
-        <w:t>/</w:t>
-      </w:r>
-      <w:r>
-        <w:rPr>
-          <w:lang w:val="en-US"/>
-        </w:rPr>
-        <w:t xml:space="preserve"> </w:t>
-      </w:r>
-      <w:r>
-        <w:rPr>
-          <w:lang w:val="en-US"/>
-        </w:rPr>
-        <w:t xml:space="preserve">Adapter </w:t>
-      </w:r>
-      <w:r>
-        <w:rPr>
-          <w:lang w:val="en-US"/>
-        </w:rPr>
-        <w:t>- ItemPrrocessor</w:t>
+        <w:pStyle w:val="NoSpacing"/>
+        <w:rPr>
+          <w:lang w:val="en-US"/>
+        </w:rPr>
+      </w:pPr>
+      <w:r>
+        <w:rPr>
+          <w:lang w:val="en-US"/>
+        </w:rPr>
+        <w:t xml:space="preserve">In ur app like backend or any , if multiple request comes to ur controller, how to trace that particular request logs, </w:t>
       </w:r>
     </w:p>
     <w:p>
       <w:pPr>
-        <w:rPr>
-          <w:lang w:val="en-US"/>
-        </w:rPr>
-      </w:pPr>
-      <w:r>
-        <w:rPr>
-          <w:lang w:val="en-US"/>
-        </w:rPr>
-        <w:t>EventListener</w:t>
-      </w:r>
-      <w:r>
-        <w:rPr>
-          <w:lang w:val="en-US"/>
-        </w:rPr>
-        <w:t xml:space="preserve"> (Use this in case ur listening to some MQ messages</w:t>
-      </w:r>
-      <w:r>
-        <w:rPr>
-          <w:lang w:val="en-US"/>
-        </w:rPr>
-        <w:t>/ When an event triggerred</w:t>
-      </w:r>
-      <w:r>
-        <w:rPr>
-          <w:lang w:val="en-US"/>
-        </w:rPr>
-        <w:t>)</w:t>
+        <w:pStyle w:val="NoSpacing"/>
+        <w:rPr>
+          <w:lang w:val="en-US"/>
+        </w:rPr>
+      </w:pPr>
+      <w:r>
+        <w:rPr>
+          <w:lang w:val="en-US"/>
+        </w:rPr>
+        <w:t xml:space="preserve">Like if they give some tran id or co-relation id, we should be able to see all his logs like what success and what failed, so for that we have to do following </w:t>
       </w:r>
     </w:p>
     <w:p>
       <w:pPr>
-        <w:rPr>
-          <w:lang w:val="en-US"/>
-        </w:rPr>
-      </w:pPr>
-      <w:r>
-        <w:rPr>
-          <w:lang w:val="en-US"/>
-        </w:rPr>
-        <w:lastRenderedPageBreak/>
-        <w:t>Manager</w:t>
-      </w:r>
-      <w:r>
-        <w:rPr>
-          <w:lang w:val="en-US"/>
-        </w:rPr>
-        <w:t>,</w:t>
-      </w:r>
-      <w:r>
-        <w:rPr>
-          <w:lang w:val="en-US"/>
-        </w:rPr>
-        <w:t xml:space="preserve"> </w:t>
-      </w:r>
-      <w:r>
-        <w:rPr>
-          <w:lang w:val="en-US"/>
-        </w:rPr>
-        <w:t>Delegator</w:t>
-      </w:r>
-      <w:r>
-        <w:rPr>
-          <w:lang w:val="en-US"/>
-        </w:rPr>
-        <w:t>,</w:t>
-      </w:r>
-      <w:r>
-        <w:rPr>
-          <w:lang w:val="en-US"/>
-        </w:rPr>
-        <w:t xml:space="preserve"> </w:t>
-      </w:r>
-      <w:r>
-        <w:rPr>
-          <w:lang w:val="en-US"/>
-        </w:rPr>
-        <w:t>Server</w:t>
+        <w:pStyle w:val="NoSpacing"/>
+        <w:numPr>
+          <w:ilvl w:val="0"/>
+          <w:numId w:val="4"/>
+        </w:numPr>
+        <w:rPr>
+          <w:lang w:val="en-US"/>
+        </w:rPr>
+      </w:pPr>
+      <w:r>
+        <w:rPr>
+          <w:lang w:val="en-US"/>
+        </w:rPr>
+        <w:t xml:space="preserve">Generate some id for every incoming reqeust and set to </w:t>
+      </w:r>
+      <w:r>
+        <w:rPr>
+          <w:lang w:val="en-US"/>
+        </w:rPr>
+        <w:t>Message</w:t>
+      </w:r>
+      <w:r>
+        <w:rPr>
+          <w:lang w:val="en-US"/>
+        </w:rPr>
+        <w:t xml:space="preserve">ThreadLocal </w:t>
+      </w:r>
+      <w:r>
+        <w:rPr>
+          <w:lang w:val="en-US"/>
+        </w:rPr>
+        <w:t xml:space="preserve">(this class is from java 5) </w:t>
+      </w:r>
+      <w:r>
+        <w:rPr>
+          <w:lang w:val="en-US"/>
+        </w:rPr>
+        <w:t xml:space="preserve">and everywhere while logging , log this tranid also by fetching the id from thread </w:t>
       </w:r>
     </w:p>
     <w:p>
       <w:pPr>
-        <w:rPr>
-          <w:lang w:val="en-US"/>
-        </w:rPr>
-      </w:pPr>
-      <w:r>
-        <w:rPr>
-          <w:lang w:val="en-US"/>
-        </w:rPr>
-        <w:t>Consumer,</w:t>
-      </w:r>
-      <w:r>
-        <w:rPr>
-          <w:lang w:val="en-US"/>
-        </w:rPr>
-        <w:t xml:space="preserve"> </w:t>
-      </w:r>
-      <w:r>
-        <w:rPr>
-          <w:lang w:val="en-US"/>
-        </w:rPr>
-        <w:t>Transformer</w:t>
-      </w:r>
-      <w:r>
-        <w:rPr>
-          <w:lang w:val="en-US"/>
-        </w:rPr>
-        <w:t>,</w:t>
+        <w:pStyle w:val="NoSpacing"/>
+        <w:ind w:left="720"/>
+        <w:rPr>
+          <w:lang w:val="en-US"/>
+        </w:rPr>
+      </w:pPr>
+      <w:r>
+        <w:rPr>
+          <w:lang w:val="en-US"/>
+        </w:rPr>
+        <w:t>Log.info(‘ {} hello welcome’, MessageThreadLocal.get() )</w:t>
       </w:r>
     </w:p>
     <w:p>
       <w:pPr>
-        <w:rPr>
-          <w:lang w:val="en-US"/>
-        </w:rPr>
-      </w:pPr>
-      <w:r>
-        <w:rPr>
-          <w:lang w:val="en-US"/>
-        </w:rPr>
-        <w:t>Helper</w:t>
-      </w:r>
-      <w:r>
-        <w:rPr>
-          <w:lang w:val="en-US"/>
-        </w:rPr>
-        <w:t>,mapper</w:t>
+        <w:pStyle w:val="NoSpacing"/>
+        <w:numPr>
+          <w:ilvl w:val="0"/>
+          <w:numId w:val="4"/>
+        </w:numPr>
+        <w:rPr>
+          <w:lang w:val="en-US"/>
+        </w:rPr>
+      </w:pPr>
+      <w:r>
+        <w:t xml:space="preserve">using MDC from slf4j </w:t>
+      </w:r>
+      <w:r>
+        <w:t>, this is automatic slf4j will take care of logging this In tranid in every log</w:t>
       </w:r>
     </w:p>
     <w:p>
@@ -763,37 +893,1951 @@
           <w:lang w:val="en-US"/>
         </w:rPr>
       </w:pPr>
-      <w:r>
-        <w:rPr>
-          <w:lang w:val="en-US"/>
-        </w:rPr>
-        <w:t>Controller</w:t>
-      </w:r>
+    </w:p>
+    <w:tbl>
+      <w:tblPr>
+        <w:tblStyle w:val="TableGrid"/>
+        <w:tblW w:w="0" w:type="auto"/>
+        <w:tblLook w:val="04A0" w:firstRow="1" w:lastRow="0" w:firstColumn="1" w:lastColumn="0" w:noHBand="0" w:noVBand="1"/>
+      </w:tblPr>
+      <w:tblGrid>
+        <w:gridCol w:w="7196"/>
+        <w:gridCol w:w="7197"/>
+        <w:gridCol w:w="7197"/>
+      </w:tblGrid>
+      <w:tr>
+        <w:tc>
+          <w:tcPr>
+            <w:tcW w:w="7196" w:type="dxa"/>
+          </w:tcPr>
+          <w:p>
+            <w:pPr>
+              <w:pStyle w:val="Heading1"/>
+              <w:spacing w:before="0"/>
+              <w:outlineLvl w:val="0"/>
+              <w:rPr>
+                <w:rFonts w:ascii="Comic Sans MS" w:hAnsi="Comic Sans MS"/>
+                <w:sz w:val="24"/>
+                <w:szCs w:val="24"/>
+              </w:rPr>
+            </w:pPr>
+            <w:r>
+              <w:rPr>
+                <w:rFonts w:ascii="Comic Sans MS" w:hAnsi="Comic Sans MS"/>
+                <w:sz w:val="24"/>
+                <w:szCs w:val="24"/>
+              </w:rPr>
+              <w:lastRenderedPageBreak/>
+              <w:t xml:space="preserve">Best Real-Time Approach </w:t>
+            </w:r>
+            <w:r>
+              <w:rPr>
+                <w:rFonts w:ascii="Times New Roman" w:hAnsi="Times New Roman" w:cs="Times New Roman"/>
+                <w:sz w:val="24"/>
+                <w:szCs w:val="24"/>
+              </w:rPr>
+              <w:t>→</w:t>
+            </w:r>
+            <w:r>
+              <w:rPr>
+                <w:rFonts w:ascii="Comic Sans MS" w:hAnsi="Comic Sans MS"/>
+                <w:sz w:val="24"/>
+                <w:szCs w:val="24"/>
+              </w:rPr>
+              <w:t xml:space="preserve"> Correlation ID</w:t>
+            </w:r>
+          </w:p>
+          <w:p>
+            <w:pPr>
+              <w:pStyle w:val="NormalWeb"/>
+              <w:spacing w:before="0" w:beforeAutospacing="0"/>
+              <w:rPr>
+                <w:rFonts w:ascii="Comic Sans MS" w:hAnsi="Comic Sans MS"/>
+              </w:rPr>
+            </w:pPr>
+            <w:r>
+              <w:rPr>
+                <w:rFonts w:ascii="Comic Sans MS" w:hAnsi="Comic Sans MS"/>
+              </w:rPr>
+              <w:t>Suppose one request comes:</w:t>
+            </w:r>
+          </w:p>
+          <w:p>
+            <w:pPr>
+              <w:pStyle w:val="HTMLPreformatted"/>
+              <w:rPr>
+                <w:rFonts w:ascii="Comic Sans MS" w:hAnsi="Comic Sans MS"/>
+                <w:sz w:val="24"/>
+                <w:szCs w:val="24"/>
+              </w:rPr>
+            </w:pPr>
+            <w:r>
+              <w:rPr>
+                <w:rStyle w:val="HTMLCode"/>
+                <w:rFonts w:ascii="Comic Sans MS" w:hAnsi="Comic Sans MS"/>
+                <w:sz w:val="24"/>
+                <w:szCs w:val="24"/>
+              </w:rPr>
+              <w:t>POST /payment</w:t>
+            </w:r>
+          </w:p>
+          <w:p>
+            <w:pPr>
+              <w:pStyle w:val="NormalWeb"/>
+              <w:spacing w:before="0" w:beforeAutospacing="0"/>
+              <w:rPr>
+                <w:rFonts w:ascii="Comic Sans MS" w:hAnsi="Comic Sans MS"/>
+              </w:rPr>
+            </w:pPr>
+            <w:r>
+              <w:rPr>
+                <w:rFonts w:ascii="Comic Sans MS" w:hAnsi="Comic Sans MS"/>
+              </w:rPr>
+              <w:t>You generate:</w:t>
+            </w:r>
+          </w:p>
+          <w:p>
+            <w:pPr>
+              <w:pStyle w:val="HTMLPreformatted"/>
+              <w:rPr>
+                <w:rFonts w:ascii="Comic Sans MS" w:hAnsi="Comic Sans MS"/>
+                <w:sz w:val="24"/>
+                <w:szCs w:val="24"/>
+              </w:rPr>
+            </w:pPr>
+            <w:r>
+              <w:rPr>
+                <w:rStyle w:val="HTMLCode"/>
+                <w:rFonts w:ascii="Comic Sans MS" w:hAnsi="Comic Sans MS"/>
+                <w:sz w:val="24"/>
+                <w:szCs w:val="24"/>
+              </w:rPr>
+              <w:t>REQ_ID=abc123</w:t>
+            </w:r>
+          </w:p>
+          <w:p>
+            <w:pPr>
+              <w:pStyle w:val="NormalWeb"/>
+              <w:spacing w:before="0" w:beforeAutospacing="0"/>
+              <w:rPr>
+                <w:rFonts w:ascii="Comic Sans MS" w:hAnsi="Comic Sans MS"/>
+              </w:rPr>
+            </w:pPr>
+            <w:r>
+              <w:rPr>
+                <w:rFonts w:ascii="Comic Sans MS" w:hAnsi="Comic Sans MS"/>
+              </w:rPr>
+              <w:t>Then every log for that request prints same ID:</w:t>
+            </w:r>
+          </w:p>
+          <w:p>
+            <w:pPr>
+              <w:pStyle w:val="HTMLPreformatted"/>
+              <w:rPr>
+                <w:rStyle w:val="HTMLCode"/>
+              </w:rPr>
+            </w:pPr>
+            <w:r>
+              <w:rPr>
+                <w:rStyle w:val="HTMLCode"/>
+              </w:rPr>
+              <w:t>[abc123] Request started</w:t>
+            </w:r>
+            <w:r>
+              <w:br/>
+            </w:r>
+            <w:r>
+              <w:rPr>
+                <w:rStyle w:val="HTMLCode"/>
+              </w:rPr>
+              <w:t>[abc123] Calling DB</w:t>
+            </w:r>
+            <w:r>
+              <w:br/>
+            </w:r>
+            <w:r>
+              <w:rPr>
+                <w:rStyle w:val="HTMLCode"/>
+              </w:rPr>
+              <w:t>[abc123] DB success</w:t>
+            </w:r>
+            <w:r>
+              <w:br/>
+            </w:r>
+            <w:r>
+              <w:rPr>
+                <w:rStyle w:val="HTMLCode"/>
+              </w:rPr>
+              <w:t xml:space="preserve">[abc123] Response sent </w:t>
+            </w:r>
+          </w:p>
+          <w:p>
+            <w:pPr>
+              <w:pStyle w:val="HTMLPreformatted"/>
+            </w:pPr>
+            <w:r>
+              <w:rPr>
+                <w:rFonts w:ascii="Comic Sans MS" w:hAnsi="Comic Sans MS" w:cs="Times New Roman"/>
+                <w:sz w:val="24"/>
+                <w:szCs w:val="24"/>
+              </w:rPr>
+              <w:t xml:space="preserve">//see here for every </w:t>
+            </w:r>
+            <w:r>
+              <w:rPr>
+                <w:rFonts w:ascii="Comic Sans MS" w:hAnsi="Comic Sans MS" w:cs="Times New Roman"/>
+                <w:sz w:val="24"/>
+                <w:szCs w:val="24"/>
+              </w:rPr>
+              <w:t xml:space="preserve">log statement , we are attaching the unique thread num or id </w:t>
+            </w:r>
+          </w:p>
+          <w:p>
+            <w:pPr>
+              <w:rPr>
+                <w:lang w:val="en-US"/>
+              </w:rPr>
+            </w:pPr>
+          </w:p>
+        </w:tc>
+        <w:tc>
+          <w:tcPr>
+            <w:tcW w:w="7197" w:type="dxa"/>
+          </w:tcPr>
+          <w:p>
+            <w:pPr>
+              <w:pStyle w:val="Heading1"/>
+              <w:spacing w:before="0"/>
+              <w:outlineLvl w:val="0"/>
+              <w:rPr>
+                <w:rFonts w:ascii="Comic Sans MS" w:hAnsi="Comic Sans MS"/>
+                <w:sz w:val="24"/>
+                <w:szCs w:val="24"/>
+              </w:rPr>
+            </w:pPr>
+            <w:r>
+              <w:rPr>
+                <w:rFonts w:ascii="Comic Sans MS" w:hAnsi="Comic Sans MS"/>
+                <w:sz w:val="24"/>
+                <w:szCs w:val="24"/>
+              </w:rPr>
+              <w:t>Example using MDC</w:t>
+            </w:r>
+          </w:p>
+          <w:p>
+            <w:pPr>
+              <w:pStyle w:val="Heading2"/>
+              <w:spacing w:before="0"/>
+              <w:outlineLvl w:val="1"/>
+              <w:rPr>
+                <w:rFonts w:ascii="Comic Sans MS" w:hAnsi="Comic Sans MS"/>
+                <w:sz w:val="24"/>
+                <w:szCs w:val="24"/>
+              </w:rPr>
+            </w:pPr>
+            <w:r>
+              <w:rPr>
+                <w:rFonts w:ascii="Comic Sans MS" w:hAnsi="Comic Sans MS"/>
+                <w:sz w:val="24"/>
+                <w:szCs w:val="24"/>
+              </w:rPr>
+              <w:t>Step 1: Create Filter</w:t>
+            </w:r>
+          </w:p>
+          <w:p>
+            <w:pPr>
+              <w:pStyle w:val="HTMLPreformatted"/>
+              <w:rPr>
+                <w:rFonts w:ascii="Comic Sans MS" w:hAnsi="Comic Sans MS"/>
+                <w:sz w:val="24"/>
+                <w:szCs w:val="24"/>
+              </w:rPr>
+            </w:pPr>
+            <w:r>
+              <w:rPr>
+                <w:rStyle w:val="g"/>
+                <w:rFonts w:ascii="Comic Sans MS" w:hAnsi="Comic Sans MS"/>
+                <w:sz w:val="24"/>
+                <w:szCs w:val="24"/>
+              </w:rPr>
+              <w:t>import</w:t>
+            </w:r>
+            <w:r>
+              <w:rPr>
+                <w:rStyle w:val="HTMLCode"/>
+                <w:rFonts w:ascii="Comic Sans MS" w:hAnsi="Comic Sans MS"/>
+                <w:sz w:val="24"/>
+                <w:szCs w:val="24"/>
+              </w:rPr>
+              <w:t xml:space="preserve"> </w:t>
+            </w:r>
+            <w:r>
+              <w:rPr>
+                <w:rStyle w:val="m"/>
+                <w:rFonts w:ascii="Comic Sans MS" w:hAnsi="Comic Sans MS"/>
+                <w:sz w:val="24"/>
+                <w:szCs w:val="24"/>
+              </w:rPr>
+              <w:t>java</w:t>
+            </w:r>
+            <w:r>
+              <w:rPr>
+                <w:rStyle w:val="g"/>
+                <w:rFonts w:ascii="Comic Sans MS" w:hAnsi="Comic Sans MS"/>
+                <w:sz w:val="24"/>
+                <w:szCs w:val="24"/>
+              </w:rPr>
+              <w:t>.</w:t>
+            </w:r>
+            <w:r>
+              <w:rPr>
+                <w:rStyle w:val="m"/>
+                <w:rFonts w:ascii="Comic Sans MS" w:hAnsi="Comic Sans MS"/>
+                <w:sz w:val="24"/>
+                <w:szCs w:val="24"/>
+              </w:rPr>
+              <w:t>io</w:t>
+            </w:r>
+            <w:r>
+              <w:rPr>
+                <w:rStyle w:val="g"/>
+                <w:rFonts w:ascii="Comic Sans MS" w:hAnsi="Comic Sans MS"/>
+                <w:sz w:val="24"/>
+                <w:szCs w:val="24"/>
+              </w:rPr>
+              <w:t>.</w:t>
+            </w:r>
+            <w:r>
+              <w:rPr>
+                <w:rStyle w:val="m"/>
+                <w:rFonts w:ascii="Comic Sans MS" w:hAnsi="Comic Sans MS"/>
+                <w:sz w:val="24"/>
+                <w:szCs w:val="24"/>
+              </w:rPr>
+              <w:t>IOException</w:t>
+            </w:r>
+            <w:r>
+              <w:rPr>
+                <w:rStyle w:val="HTMLCode"/>
+                <w:rFonts w:ascii="Comic Sans MS" w:hAnsi="Comic Sans MS"/>
+                <w:sz w:val="24"/>
+                <w:szCs w:val="24"/>
+              </w:rPr>
+              <w:t>;</w:t>
+            </w:r>
+            <w:r>
+              <w:rPr>
+                <w:rFonts w:ascii="Comic Sans MS" w:hAnsi="Comic Sans MS"/>
+                <w:sz w:val="24"/>
+                <w:szCs w:val="24"/>
+              </w:rPr>
+              <w:br/>
+            </w:r>
+            <w:r>
+              <w:rPr>
+                <w:rStyle w:val="g"/>
+                <w:rFonts w:ascii="Comic Sans MS" w:hAnsi="Comic Sans MS"/>
+                <w:sz w:val="24"/>
+                <w:szCs w:val="24"/>
+              </w:rPr>
+              <w:t>import</w:t>
+            </w:r>
+            <w:r>
+              <w:rPr>
+                <w:rStyle w:val="HTMLCode"/>
+                <w:rFonts w:ascii="Comic Sans MS" w:hAnsi="Comic Sans MS"/>
+                <w:sz w:val="24"/>
+                <w:szCs w:val="24"/>
+              </w:rPr>
+              <w:t xml:space="preserve"> </w:t>
+            </w:r>
+            <w:r>
+              <w:rPr>
+                <w:rStyle w:val="m"/>
+                <w:rFonts w:ascii="Comic Sans MS" w:hAnsi="Comic Sans MS"/>
+                <w:sz w:val="24"/>
+                <w:szCs w:val="24"/>
+              </w:rPr>
+              <w:t>java</w:t>
+            </w:r>
+            <w:r>
+              <w:rPr>
+                <w:rStyle w:val="g"/>
+                <w:rFonts w:ascii="Comic Sans MS" w:hAnsi="Comic Sans MS"/>
+                <w:sz w:val="24"/>
+                <w:szCs w:val="24"/>
+              </w:rPr>
+              <w:t>.</w:t>
+            </w:r>
+            <w:r>
+              <w:rPr>
+                <w:rStyle w:val="m"/>
+                <w:rFonts w:ascii="Comic Sans MS" w:hAnsi="Comic Sans MS"/>
+                <w:sz w:val="24"/>
+                <w:szCs w:val="24"/>
+              </w:rPr>
+              <w:t>util</w:t>
+            </w:r>
+            <w:r>
+              <w:rPr>
+                <w:rStyle w:val="g"/>
+                <w:rFonts w:ascii="Comic Sans MS" w:hAnsi="Comic Sans MS"/>
+                <w:sz w:val="24"/>
+                <w:szCs w:val="24"/>
+              </w:rPr>
+              <w:t>.</w:t>
+            </w:r>
+            <w:r>
+              <w:rPr>
+                <w:rStyle w:val="m"/>
+                <w:rFonts w:ascii="Comic Sans MS" w:hAnsi="Comic Sans MS"/>
+                <w:sz w:val="24"/>
+                <w:szCs w:val="24"/>
+              </w:rPr>
+              <w:t>UUID</w:t>
+            </w:r>
+            <w:r>
+              <w:rPr>
+                <w:rStyle w:val="HTMLCode"/>
+                <w:rFonts w:ascii="Comic Sans MS" w:hAnsi="Comic Sans MS"/>
+                <w:sz w:val="24"/>
+                <w:szCs w:val="24"/>
+              </w:rPr>
+              <w:t>;</w:t>
+            </w:r>
+            <w:r>
+              <w:rPr>
+                <w:rFonts w:ascii="Comic Sans MS" w:hAnsi="Comic Sans MS"/>
+                <w:sz w:val="24"/>
+                <w:szCs w:val="24"/>
+              </w:rPr>
+              <w:br/>
+            </w:r>
+            <w:r>
+              <w:rPr>
+                <w:rStyle w:val="g"/>
+                <w:rFonts w:ascii="Comic Sans MS" w:hAnsi="Comic Sans MS"/>
+                <w:sz w:val="24"/>
+                <w:szCs w:val="24"/>
+              </w:rPr>
+              <w:t>import</w:t>
+            </w:r>
+            <w:r>
+              <w:rPr>
+                <w:rStyle w:val="HTMLCode"/>
+                <w:rFonts w:ascii="Comic Sans MS" w:hAnsi="Comic Sans MS"/>
+                <w:sz w:val="24"/>
+                <w:szCs w:val="24"/>
+              </w:rPr>
+              <w:t xml:space="preserve"> </w:t>
+            </w:r>
+            <w:r>
+              <w:rPr>
+                <w:rStyle w:val="m"/>
+                <w:rFonts w:ascii="Comic Sans MS" w:hAnsi="Comic Sans MS"/>
+                <w:sz w:val="24"/>
+                <w:szCs w:val="24"/>
+              </w:rPr>
+              <w:t>javax</w:t>
+            </w:r>
+            <w:r>
+              <w:rPr>
+                <w:rStyle w:val="g"/>
+                <w:rFonts w:ascii="Comic Sans MS" w:hAnsi="Comic Sans MS"/>
+                <w:sz w:val="24"/>
+                <w:szCs w:val="24"/>
+              </w:rPr>
+              <w:t>.</w:t>
+            </w:r>
+            <w:r>
+              <w:rPr>
+                <w:rStyle w:val="m"/>
+                <w:rFonts w:ascii="Comic Sans MS" w:hAnsi="Comic Sans MS"/>
+                <w:sz w:val="24"/>
+                <w:szCs w:val="24"/>
+              </w:rPr>
+              <w:t>servlet</w:t>
+            </w:r>
+            <w:r>
+              <w:rPr>
+                <w:rStyle w:val="g"/>
+                <w:rFonts w:ascii="Comic Sans MS" w:hAnsi="Comic Sans MS"/>
+                <w:sz w:val="24"/>
+                <w:szCs w:val="24"/>
+              </w:rPr>
+              <w:t>.</w:t>
+            </w:r>
+            <w:r>
+              <w:rPr>
+                <w:rStyle w:val="HTMLCode"/>
+                <w:rFonts w:ascii="Comic Sans MS" w:hAnsi="Comic Sans MS"/>
+                <w:sz w:val="24"/>
+                <w:szCs w:val="24"/>
+              </w:rPr>
+              <w:t>*;</w:t>
+            </w:r>
+            <w:r>
+              <w:rPr>
+                <w:rFonts w:ascii="Comic Sans MS" w:hAnsi="Comic Sans MS"/>
+                <w:sz w:val="24"/>
+                <w:szCs w:val="24"/>
+              </w:rPr>
+              <w:br/>
+            </w:r>
+            <w:r>
+              <w:rPr>
+                <w:rStyle w:val="g"/>
+                <w:rFonts w:ascii="Comic Sans MS" w:hAnsi="Comic Sans MS"/>
+                <w:sz w:val="24"/>
+                <w:szCs w:val="24"/>
+              </w:rPr>
+              <w:t>import</w:t>
+            </w:r>
+            <w:r>
+              <w:rPr>
+                <w:rStyle w:val="HTMLCode"/>
+                <w:rFonts w:ascii="Comic Sans MS" w:hAnsi="Comic Sans MS"/>
+                <w:sz w:val="24"/>
+                <w:szCs w:val="24"/>
+              </w:rPr>
+              <w:t xml:space="preserve"> </w:t>
+            </w:r>
+            <w:r>
+              <w:rPr>
+                <w:rStyle w:val="m"/>
+                <w:rFonts w:ascii="Comic Sans MS" w:hAnsi="Comic Sans MS"/>
+                <w:sz w:val="24"/>
+                <w:szCs w:val="24"/>
+              </w:rPr>
+              <w:t>javax</w:t>
+            </w:r>
+            <w:r>
+              <w:rPr>
+                <w:rStyle w:val="g"/>
+                <w:rFonts w:ascii="Comic Sans MS" w:hAnsi="Comic Sans MS"/>
+                <w:sz w:val="24"/>
+                <w:szCs w:val="24"/>
+              </w:rPr>
+              <w:t>.</w:t>
+            </w:r>
+            <w:r>
+              <w:rPr>
+                <w:rStyle w:val="m"/>
+                <w:rFonts w:ascii="Comic Sans MS" w:hAnsi="Comic Sans MS"/>
+                <w:sz w:val="24"/>
+                <w:szCs w:val="24"/>
+              </w:rPr>
+              <w:t>servlet</w:t>
+            </w:r>
+            <w:r>
+              <w:rPr>
+                <w:rStyle w:val="g"/>
+                <w:rFonts w:ascii="Comic Sans MS" w:hAnsi="Comic Sans MS"/>
+                <w:sz w:val="24"/>
+                <w:szCs w:val="24"/>
+              </w:rPr>
+              <w:t>.</w:t>
+            </w:r>
+            <w:r>
+              <w:rPr>
+                <w:rStyle w:val="m"/>
+                <w:rFonts w:ascii="Comic Sans MS" w:hAnsi="Comic Sans MS"/>
+                <w:sz w:val="24"/>
+                <w:szCs w:val="24"/>
+              </w:rPr>
+              <w:t>http</w:t>
+            </w:r>
+            <w:r>
+              <w:rPr>
+                <w:rStyle w:val="g"/>
+                <w:rFonts w:ascii="Comic Sans MS" w:hAnsi="Comic Sans MS"/>
+                <w:sz w:val="24"/>
+                <w:szCs w:val="24"/>
+              </w:rPr>
+              <w:t>.</w:t>
+            </w:r>
+            <w:r>
+              <w:rPr>
+                <w:rStyle w:val="m"/>
+                <w:rFonts w:ascii="Comic Sans MS" w:hAnsi="Comic Sans MS"/>
+                <w:sz w:val="24"/>
+                <w:szCs w:val="24"/>
+              </w:rPr>
+              <w:t>HttpServletRequest</w:t>
+            </w:r>
+            <w:r>
+              <w:rPr>
+                <w:rStyle w:val="HTMLCode"/>
+                <w:rFonts w:ascii="Comic Sans MS" w:hAnsi="Comic Sans MS"/>
+                <w:sz w:val="24"/>
+                <w:szCs w:val="24"/>
+              </w:rPr>
+              <w:t>;</w:t>
+            </w:r>
+            <w:r>
+              <w:rPr>
+                <w:rFonts w:ascii="Comic Sans MS" w:hAnsi="Comic Sans MS"/>
+                <w:sz w:val="24"/>
+                <w:szCs w:val="24"/>
+              </w:rPr>
+              <w:br/>
+            </w:r>
+            <w:r>
+              <w:rPr>
+                <w:rFonts w:ascii="Comic Sans MS" w:hAnsi="Comic Sans MS"/>
+                <w:sz w:val="24"/>
+                <w:szCs w:val="24"/>
+              </w:rPr>
+              <w:br/>
+            </w:r>
+            <w:r>
+              <w:rPr>
+                <w:rStyle w:val="g"/>
+                <w:rFonts w:ascii="Comic Sans MS" w:hAnsi="Comic Sans MS"/>
+                <w:sz w:val="24"/>
+                <w:szCs w:val="24"/>
+              </w:rPr>
+              <w:t>import</w:t>
+            </w:r>
+            <w:r>
+              <w:rPr>
+                <w:rStyle w:val="HTMLCode"/>
+                <w:rFonts w:ascii="Comic Sans MS" w:hAnsi="Comic Sans MS"/>
+                <w:sz w:val="24"/>
+                <w:szCs w:val="24"/>
+              </w:rPr>
+              <w:t xml:space="preserve"> </w:t>
+            </w:r>
+            <w:r>
+              <w:rPr>
+                <w:rStyle w:val="m"/>
+                <w:rFonts w:ascii="Comic Sans MS" w:hAnsi="Comic Sans MS"/>
+                <w:sz w:val="24"/>
+                <w:szCs w:val="24"/>
+              </w:rPr>
+              <w:t>org</w:t>
+            </w:r>
+            <w:r>
+              <w:rPr>
+                <w:rStyle w:val="g"/>
+                <w:rFonts w:ascii="Comic Sans MS" w:hAnsi="Comic Sans MS"/>
+                <w:sz w:val="24"/>
+                <w:szCs w:val="24"/>
+              </w:rPr>
+              <w:t>.</w:t>
+            </w:r>
+            <w:r>
+              <w:rPr>
+                <w:rStyle w:val="m"/>
+                <w:rFonts w:ascii="Comic Sans MS" w:hAnsi="Comic Sans MS"/>
+                <w:sz w:val="24"/>
+                <w:szCs w:val="24"/>
+              </w:rPr>
+              <w:t>slf4j</w:t>
+            </w:r>
+            <w:r>
+              <w:rPr>
+                <w:rStyle w:val="g"/>
+                <w:rFonts w:ascii="Comic Sans MS" w:hAnsi="Comic Sans MS"/>
+                <w:sz w:val="24"/>
+                <w:szCs w:val="24"/>
+              </w:rPr>
+              <w:t>.</w:t>
+            </w:r>
+            <w:r>
+              <w:rPr>
+                <w:rStyle w:val="m"/>
+                <w:rFonts w:ascii="Comic Sans MS" w:hAnsi="Comic Sans MS"/>
+                <w:sz w:val="24"/>
+                <w:szCs w:val="24"/>
+              </w:rPr>
+              <w:t>MDC</w:t>
+            </w:r>
+            <w:r>
+              <w:rPr>
+                <w:rStyle w:val="HTMLCode"/>
+                <w:rFonts w:ascii="Comic Sans MS" w:hAnsi="Comic Sans MS"/>
+                <w:sz w:val="24"/>
+                <w:szCs w:val="24"/>
+              </w:rPr>
+              <w:t>;</w:t>
+            </w:r>
+            <w:r>
+              <w:rPr>
+                <w:rFonts w:ascii="Comic Sans MS" w:hAnsi="Comic Sans MS"/>
+                <w:sz w:val="24"/>
+                <w:szCs w:val="24"/>
+              </w:rPr>
+              <w:br/>
+            </w:r>
+            <w:r>
+              <w:rPr>
+                <w:rFonts w:ascii="Comic Sans MS" w:hAnsi="Comic Sans MS"/>
+                <w:sz w:val="24"/>
+                <w:szCs w:val="24"/>
+              </w:rPr>
+              <w:br/>
+            </w:r>
+            <w:r>
+              <w:rPr>
+                <w:rStyle w:val="g"/>
+                <w:rFonts w:ascii="Comic Sans MS" w:hAnsi="Comic Sans MS"/>
+                <w:sz w:val="24"/>
+                <w:szCs w:val="24"/>
+              </w:rPr>
+              <w:t>public</w:t>
+            </w:r>
+            <w:r>
+              <w:rPr>
+                <w:rStyle w:val="HTMLCode"/>
+                <w:rFonts w:ascii="Comic Sans MS" w:hAnsi="Comic Sans MS"/>
+                <w:sz w:val="24"/>
+                <w:szCs w:val="24"/>
+              </w:rPr>
+              <w:t xml:space="preserve"> </w:t>
+            </w:r>
+            <w:r>
+              <w:rPr>
+                <w:rStyle w:val="g"/>
+                <w:rFonts w:ascii="Comic Sans MS" w:hAnsi="Comic Sans MS"/>
+                <w:sz w:val="24"/>
+                <w:szCs w:val="24"/>
+              </w:rPr>
+              <w:t>class</w:t>
+            </w:r>
+            <w:r>
+              <w:rPr>
+                <w:rStyle w:val="HTMLCode"/>
+                <w:rFonts w:ascii="Comic Sans MS" w:hAnsi="Comic Sans MS"/>
+                <w:sz w:val="24"/>
+                <w:szCs w:val="24"/>
+              </w:rPr>
+              <w:t xml:space="preserve"> </w:t>
+            </w:r>
+            <w:r>
+              <w:rPr>
+                <w:rStyle w:val="m"/>
+                <w:rFonts w:ascii="Comic Sans MS" w:hAnsi="Comic Sans MS"/>
+                <w:sz w:val="24"/>
+                <w:szCs w:val="24"/>
+              </w:rPr>
+              <w:t>RequestIdFilter</w:t>
+            </w:r>
+            <w:r>
+              <w:rPr>
+                <w:rStyle w:val="HTMLCode"/>
+                <w:rFonts w:ascii="Comic Sans MS" w:hAnsi="Comic Sans MS"/>
+                <w:sz w:val="24"/>
+                <w:szCs w:val="24"/>
+              </w:rPr>
+              <w:t xml:space="preserve"> </w:t>
+            </w:r>
+            <w:r>
+              <w:rPr>
+                <w:rStyle w:val="g"/>
+                <w:rFonts w:ascii="Comic Sans MS" w:hAnsi="Comic Sans MS"/>
+                <w:sz w:val="24"/>
+                <w:szCs w:val="24"/>
+              </w:rPr>
+              <w:t>implements</w:t>
+            </w:r>
+            <w:r>
+              <w:rPr>
+                <w:rStyle w:val="HTMLCode"/>
+                <w:rFonts w:ascii="Comic Sans MS" w:hAnsi="Comic Sans MS"/>
+                <w:sz w:val="24"/>
+                <w:szCs w:val="24"/>
+              </w:rPr>
+              <w:t xml:space="preserve"> </w:t>
+            </w:r>
+            <w:r>
+              <w:rPr>
+                <w:rStyle w:val="m"/>
+                <w:rFonts w:ascii="Comic Sans MS" w:hAnsi="Comic Sans MS"/>
+                <w:sz w:val="24"/>
+                <w:szCs w:val="24"/>
+              </w:rPr>
+              <w:t>Filter</w:t>
+            </w:r>
+            <w:r>
+              <w:rPr>
+                <w:rStyle w:val="HTMLCode"/>
+                <w:rFonts w:ascii="Comic Sans MS" w:hAnsi="Comic Sans MS"/>
+                <w:sz w:val="24"/>
+                <w:szCs w:val="24"/>
+              </w:rPr>
+              <w:t xml:space="preserve"> {</w:t>
+            </w:r>
+            <w:r>
+              <w:rPr>
+                <w:rFonts w:ascii="Comic Sans MS" w:hAnsi="Comic Sans MS"/>
+                <w:sz w:val="24"/>
+                <w:szCs w:val="24"/>
+              </w:rPr>
+              <w:br/>
+            </w:r>
+            <w:r>
+              <w:rPr>
+                <w:rFonts w:ascii="Comic Sans MS" w:hAnsi="Comic Sans MS"/>
+                <w:sz w:val="24"/>
+                <w:szCs w:val="24"/>
+              </w:rPr>
+              <w:br/>
+            </w:r>
+            <w:r>
+              <w:rPr>
+                <w:rStyle w:val="HTMLCode"/>
+                <w:rFonts w:ascii="Comic Sans MS" w:hAnsi="Comic Sans MS"/>
+                <w:sz w:val="24"/>
+                <w:szCs w:val="24"/>
+              </w:rPr>
+              <w:t xml:space="preserve">    @</w:t>
+            </w:r>
+            <w:r>
+              <w:rPr>
+                <w:rStyle w:val="m"/>
+                <w:rFonts w:ascii="Comic Sans MS" w:hAnsi="Comic Sans MS"/>
+                <w:sz w:val="24"/>
+                <w:szCs w:val="24"/>
+              </w:rPr>
+              <w:t>Override</w:t>
+            </w:r>
+            <w:r>
+              <w:rPr>
+                <w:rFonts w:ascii="Comic Sans MS" w:hAnsi="Comic Sans MS"/>
+                <w:sz w:val="24"/>
+                <w:szCs w:val="24"/>
+              </w:rPr>
+              <w:br/>
+            </w:r>
+            <w:r>
+              <w:rPr>
+                <w:rStyle w:val="HTMLCode"/>
+                <w:rFonts w:ascii="Comic Sans MS" w:hAnsi="Comic Sans MS"/>
+                <w:sz w:val="24"/>
+                <w:szCs w:val="24"/>
+              </w:rPr>
+              <w:t xml:space="preserve">    </w:t>
+            </w:r>
+            <w:r>
+              <w:rPr>
+                <w:rStyle w:val="g"/>
+                <w:rFonts w:ascii="Comic Sans MS" w:hAnsi="Comic Sans MS"/>
+                <w:sz w:val="24"/>
+                <w:szCs w:val="24"/>
+              </w:rPr>
+              <w:t>public</w:t>
+            </w:r>
+            <w:r>
+              <w:rPr>
+                <w:rStyle w:val="HTMLCode"/>
+                <w:rFonts w:ascii="Comic Sans MS" w:hAnsi="Comic Sans MS"/>
+                <w:sz w:val="24"/>
+                <w:szCs w:val="24"/>
+              </w:rPr>
+              <w:t xml:space="preserve"> </w:t>
+            </w:r>
+            <w:r>
+              <w:rPr>
+                <w:rStyle w:val="g"/>
+                <w:rFonts w:ascii="Comic Sans MS" w:hAnsi="Comic Sans MS"/>
+                <w:sz w:val="24"/>
+                <w:szCs w:val="24"/>
+              </w:rPr>
+              <w:t>void</w:t>
+            </w:r>
+            <w:r>
+              <w:rPr>
+                <w:rStyle w:val="HTMLCode"/>
+                <w:rFonts w:ascii="Comic Sans MS" w:hAnsi="Comic Sans MS"/>
+                <w:sz w:val="24"/>
+                <w:szCs w:val="24"/>
+              </w:rPr>
+              <w:t xml:space="preserve"> </w:t>
+            </w:r>
+            <w:r>
+              <w:rPr>
+                <w:rStyle w:val="m"/>
+                <w:rFonts w:ascii="Comic Sans MS" w:hAnsi="Comic Sans MS"/>
+                <w:sz w:val="24"/>
+                <w:szCs w:val="24"/>
+              </w:rPr>
+              <w:t>doFilter</w:t>
+            </w:r>
+            <w:r>
+              <w:rPr>
+                <w:rStyle w:val="HTMLCode"/>
+                <w:rFonts w:ascii="Comic Sans MS" w:hAnsi="Comic Sans MS"/>
+                <w:sz w:val="24"/>
+                <w:szCs w:val="24"/>
+              </w:rPr>
+              <w:t>(</w:t>
+            </w:r>
+            <w:r>
+              <w:rPr>
+                <w:rStyle w:val="m"/>
+                <w:rFonts w:ascii="Comic Sans MS" w:hAnsi="Comic Sans MS"/>
+                <w:sz w:val="24"/>
+                <w:szCs w:val="24"/>
+              </w:rPr>
+              <w:t>ServletRequest</w:t>
+            </w:r>
+            <w:r>
+              <w:rPr>
+                <w:rStyle w:val="HTMLCode"/>
+                <w:rFonts w:ascii="Comic Sans MS" w:hAnsi="Comic Sans MS"/>
+                <w:sz w:val="24"/>
+                <w:szCs w:val="24"/>
+              </w:rPr>
+              <w:t xml:space="preserve"> </w:t>
+            </w:r>
+            <w:r>
+              <w:rPr>
+                <w:rStyle w:val="m"/>
+                <w:rFonts w:ascii="Comic Sans MS" w:hAnsi="Comic Sans MS"/>
+                <w:sz w:val="24"/>
+                <w:szCs w:val="24"/>
+              </w:rPr>
+              <w:t>request</w:t>
+            </w:r>
+            <w:r>
+              <w:rPr>
+                <w:rStyle w:val="HTMLCode"/>
+                <w:rFonts w:ascii="Comic Sans MS" w:hAnsi="Comic Sans MS"/>
+                <w:sz w:val="24"/>
+                <w:szCs w:val="24"/>
+              </w:rPr>
+              <w:t>,</w:t>
+            </w:r>
+            <w:r>
+              <w:rPr>
+                <w:rFonts w:ascii="Comic Sans MS" w:hAnsi="Comic Sans MS"/>
+                <w:sz w:val="24"/>
+                <w:szCs w:val="24"/>
+              </w:rPr>
+              <w:br/>
+            </w:r>
+            <w:r>
+              <w:rPr>
+                <w:rStyle w:val="HTMLCode"/>
+                <w:rFonts w:ascii="Comic Sans MS" w:hAnsi="Comic Sans MS"/>
+                <w:sz w:val="24"/>
+                <w:szCs w:val="24"/>
+              </w:rPr>
+              <w:t xml:space="preserve">                         </w:t>
+            </w:r>
+            <w:r>
+              <w:rPr>
+                <w:rStyle w:val="m"/>
+                <w:rFonts w:ascii="Comic Sans MS" w:hAnsi="Comic Sans MS"/>
+                <w:sz w:val="24"/>
+                <w:szCs w:val="24"/>
+              </w:rPr>
+              <w:t>ServletResponse</w:t>
+            </w:r>
+            <w:r>
+              <w:rPr>
+                <w:rStyle w:val="HTMLCode"/>
+                <w:rFonts w:ascii="Comic Sans MS" w:hAnsi="Comic Sans MS"/>
+                <w:sz w:val="24"/>
+                <w:szCs w:val="24"/>
+              </w:rPr>
+              <w:t xml:space="preserve"> </w:t>
+            </w:r>
+            <w:r>
+              <w:rPr>
+                <w:rStyle w:val="m"/>
+                <w:rFonts w:ascii="Comic Sans MS" w:hAnsi="Comic Sans MS"/>
+                <w:sz w:val="24"/>
+                <w:szCs w:val="24"/>
+              </w:rPr>
+              <w:t>response</w:t>
+            </w:r>
+            <w:r>
+              <w:rPr>
+                <w:rStyle w:val="HTMLCode"/>
+                <w:rFonts w:ascii="Comic Sans MS" w:hAnsi="Comic Sans MS"/>
+                <w:sz w:val="24"/>
+                <w:szCs w:val="24"/>
+              </w:rPr>
+              <w:t>,</w:t>
+            </w:r>
+            <w:r>
+              <w:rPr>
+                <w:rFonts w:ascii="Comic Sans MS" w:hAnsi="Comic Sans MS"/>
+                <w:sz w:val="24"/>
+                <w:szCs w:val="24"/>
+              </w:rPr>
+              <w:br/>
+            </w:r>
+            <w:r>
+              <w:rPr>
+                <w:rStyle w:val="HTMLCode"/>
+                <w:rFonts w:ascii="Comic Sans MS" w:hAnsi="Comic Sans MS"/>
+                <w:sz w:val="24"/>
+                <w:szCs w:val="24"/>
+              </w:rPr>
+              <w:t xml:space="preserve">                         </w:t>
+            </w:r>
+            <w:r>
+              <w:rPr>
+                <w:rStyle w:val="m"/>
+                <w:rFonts w:ascii="Comic Sans MS" w:hAnsi="Comic Sans MS"/>
+                <w:sz w:val="24"/>
+                <w:szCs w:val="24"/>
+              </w:rPr>
+              <w:t>FilterChain</w:t>
+            </w:r>
+            <w:r>
+              <w:rPr>
+                <w:rStyle w:val="HTMLCode"/>
+                <w:rFonts w:ascii="Comic Sans MS" w:hAnsi="Comic Sans MS"/>
+                <w:sz w:val="24"/>
+                <w:szCs w:val="24"/>
+              </w:rPr>
+              <w:t xml:space="preserve"> </w:t>
+            </w:r>
+            <w:r>
+              <w:rPr>
+                <w:rStyle w:val="m"/>
+                <w:rFonts w:ascii="Comic Sans MS" w:hAnsi="Comic Sans MS"/>
+                <w:sz w:val="24"/>
+                <w:szCs w:val="24"/>
+              </w:rPr>
+              <w:t>chain</w:t>
+            </w:r>
+            <w:r>
+              <w:rPr>
+                <w:rStyle w:val="HTMLCode"/>
+                <w:rFonts w:ascii="Comic Sans MS" w:hAnsi="Comic Sans MS"/>
+                <w:sz w:val="24"/>
+                <w:szCs w:val="24"/>
+              </w:rPr>
+              <w:t>)</w:t>
+            </w:r>
+            <w:r>
+              <w:rPr>
+                <w:rFonts w:ascii="Comic Sans MS" w:hAnsi="Comic Sans MS"/>
+                <w:sz w:val="24"/>
+                <w:szCs w:val="24"/>
+              </w:rPr>
+              <w:br/>
+            </w:r>
+            <w:r>
+              <w:rPr>
+                <w:rStyle w:val="HTMLCode"/>
+                <w:rFonts w:ascii="Comic Sans MS" w:hAnsi="Comic Sans MS"/>
+                <w:sz w:val="24"/>
+                <w:szCs w:val="24"/>
+              </w:rPr>
+              <w:t xml:space="preserve">            </w:t>
+            </w:r>
+            <w:r>
+              <w:rPr>
+                <w:rStyle w:val="g"/>
+                <w:rFonts w:ascii="Comic Sans MS" w:hAnsi="Comic Sans MS"/>
+                <w:sz w:val="24"/>
+                <w:szCs w:val="24"/>
+              </w:rPr>
+              <w:t>throws</w:t>
+            </w:r>
+            <w:r>
+              <w:rPr>
+                <w:rStyle w:val="HTMLCode"/>
+                <w:rFonts w:ascii="Comic Sans MS" w:hAnsi="Comic Sans MS"/>
+                <w:sz w:val="24"/>
+                <w:szCs w:val="24"/>
+              </w:rPr>
+              <w:t xml:space="preserve"> </w:t>
+            </w:r>
+            <w:r>
+              <w:rPr>
+                <w:rStyle w:val="m"/>
+                <w:rFonts w:ascii="Comic Sans MS" w:hAnsi="Comic Sans MS"/>
+                <w:sz w:val="24"/>
+                <w:szCs w:val="24"/>
+              </w:rPr>
+              <w:t>IOException</w:t>
+            </w:r>
+            <w:r>
+              <w:rPr>
+                <w:rStyle w:val="HTMLCode"/>
+                <w:rFonts w:ascii="Comic Sans MS" w:hAnsi="Comic Sans MS"/>
+                <w:sz w:val="24"/>
+                <w:szCs w:val="24"/>
+              </w:rPr>
+              <w:t xml:space="preserve">, </w:t>
+            </w:r>
+            <w:r>
+              <w:rPr>
+                <w:rStyle w:val="m"/>
+                <w:rFonts w:ascii="Comic Sans MS" w:hAnsi="Comic Sans MS"/>
+                <w:sz w:val="24"/>
+                <w:szCs w:val="24"/>
+              </w:rPr>
+              <w:t>ServletException</w:t>
+            </w:r>
+            <w:r>
+              <w:rPr>
+                <w:rStyle w:val="HTMLCode"/>
+                <w:rFonts w:ascii="Comic Sans MS" w:hAnsi="Comic Sans MS"/>
+                <w:sz w:val="24"/>
+                <w:szCs w:val="24"/>
+              </w:rPr>
+              <w:t xml:space="preserve"> {</w:t>
+            </w:r>
+            <w:r>
+              <w:rPr>
+                <w:rFonts w:ascii="Comic Sans MS" w:hAnsi="Comic Sans MS"/>
+                <w:sz w:val="24"/>
+                <w:szCs w:val="24"/>
+              </w:rPr>
+              <w:br/>
+            </w:r>
+            <w:r>
+              <w:rPr>
+                <w:rFonts w:ascii="Comic Sans MS" w:hAnsi="Comic Sans MS"/>
+                <w:sz w:val="24"/>
+                <w:szCs w:val="24"/>
+              </w:rPr>
+              <w:br/>
+            </w:r>
+            <w:r>
+              <w:rPr>
+                <w:rStyle w:val="HTMLCode"/>
+                <w:rFonts w:ascii="Comic Sans MS" w:hAnsi="Comic Sans MS"/>
+                <w:sz w:val="24"/>
+                <w:szCs w:val="24"/>
+              </w:rPr>
+              <w:t xml:space="preserve">        </w:t>
+            </w:r>
+            <w:r>
+              <w:rPr>
+                <w:rStyle w:val="m"/>
+                <w:rFonts w:ascii="Comic Sans MS" w:hAnsi="Comic Sans MS"/>
+                <w:sz w:val="24"/>
+                <w:szCs w:val="24"/>
+              </w:rPr>
+              <w:t>String</w:t>
+            </w:r>
+            <w:r>
+              <w:rPr>
+                <w:rStyle w:val="HTMLCode"/>
+                <w:rFonts w:ascii="Comic Sans MS" w:hAnsi="Comic Sans MS"/>
+                <w:sz w:val="24"/>
+                <w:szCs w:val="24"/>
+              </w:rPr>
+              <w:t xml:space="preserve"> </w:t>
+            </w:r>
+            <w:r>
+              <w:rPr>
+                <w:rStyle w:val="m"/>
+                <w:rFonts w:ascii="Comic Sans MS" w:hAnsi="Comic Sans MS"/>
+                <w:sz w:val="24"/>
+                <w:szCs w:val="24"/>
+              </w:rPr>
+              <w:t>requestId</w:t>
+            </w:r>
+            <w:r>
+              <w:rPr>
+                <w:rStyle w:val="HTMLCode"/>
+                <w:rFonts w:ascii="Comic Sans MS" w:hAnsi="Comic Sans MS"/>
+                <w:sz w:val="24"/>
+                <w:szCs w:val="24"/>
+              </w:rPr>
+              <w:t xml:space="preserve"> </w:t>
+            </w:r>
+            <w:r>
+              <w:rPr>
+                <w:rStyle w:val="g"/>
+                <w:rFonts w:ascii="Comic Sans MS" w:hAnsi="Comic Sans MS"/>
+                <w:sz w:val="24"/>
+                <w:szCs w:val="24"/>
+              </w:rPr>
+              <w:t>=</w:t>
+            </w:r>
+            <w:r>
+              <w:rPr>
+                <w:rStyle w:val="HTMLCode"/>
+                <w:rFonts w:ascii="Comic Sans MS" w:hAnsi="Comic Sans MS"/>
+                <w:sz w:val="24"/>
+                <w:szCs w:val="24"/>
+              </w:rPr>
+              <w:t xml:space="preserve"> </w:t>
+            </w:r>
+            <w:r>
+              <w:rPr>
+                <w:rStyle w:val="m"/>
+                <w:rFonts w:ascii="Comic Sans MS" w:hAnsi="Comic Sans MS"/>
+                <w:sz w:val="24"/>
+                <w:szCs w:val="24"/>
+              </w:rPr>
+              <w:t>UUID</w:t>
+            </w:r>
+            <w:r>
+              <w:rPr>
+                <w:rStyle w:val="g"/>
+                <w:rFonts w:ascii="Comic Sans MS" w:hAnsi="Comic Sans MS"/>
+                <w:sz w:val="24"/>
+                <w:szCs w:val="24"/>
+              </w:rPr>
+              <w:t>.</w:t>
+            </w:r>
+            <w:r>
+              <w:rPr>
+                <w:rStyle w:val="m"/>
+                <w:rFonts w:ascii="Comic Sans MS" w:hAnsi="Comic Sans MS"/>
+                <w:sz w:val="24"/>
+                <w:szCs w:val="24"/>
+              </w:rPr>
+              <w:t>randomUUID</w:t>
+            </w:r>
+            <w:r>
+              <w:rPr>
+                <w:rStyle w:val="HTMLCode"/>
+                <w:rFonts w:ascii="Comic Sans MS" w:hAnsi="Comic Sans MS"/>
+                <w:sz w:val="24"/>
+                <w:szCs w:val="24"/>
+              </w:rPr>
+              <w:t>()</w:t>
+            </w:r>
+            <w:r>
+              <w:rPr>
+                <w:rStyle w:val="g"/>
+                <w:rFonts w:ascii="Comic Sans MS" w:hAnsi="Comic Sans MS"/>
+                <w:sz w:val="24"/>
+                <w:szCs w:val="24"/>
+              </w:rPr>
+              <w:t>.</w:t>
+            </w:r>
+            <w:r>
+              <w:rPr>
+                <w:rStyle w:val="m"/>
+                <w:rFonts w:ascii="Comic Sans MS" w:hAnsi="Comic Sans MS"/>
+                <w:sz w:val="24"/>
+                <w:szCs w:val="24"/>
+              </w:rPr>
+              <w:t>toString</w:t>
+            </w:r>
+            <w:r>
+              <w:rPr>
+                <w:rStyle w:val="HTMLCode"/>
+                <w:rFonts w:ascii="Comic Sans MS" w:hAnsi="Comic Sans MS"/>
+                <w:sz w:val="24"/>
+                <w:szCs w:val="24"/>
+              </w:rPr>
+              <w:t>();</w:t>
+            </w:r>
+            <w:r>
+              <w:rPr>
+                <w:rFonts w:ascii="Comic Sans MS" w:hAnsi="Comic Sans MS"/>
+                <w:sz w:val="24"/>
+                <w:szCs w:val="24"/>
+              </w:rPr>
+              <w:br/>
+            </w:r>
+            <w:r>
+              <w:rPr>
+                <w:rFonts w:ascii="Comic Sans MS" w:hAnsi="Comic Sans MS"/>
+                <w:sz w:val="24"/>
+                <w:szCs w:val="24"/>
+              </w:rPr>
+              <w:br/>
+            </w:r>
+            <w:r>
+              <w:rPr>
+                <w:rStyle w:val="HTMLCode"/>
+                <w:rFonts w:ascii="Comic Sans MS" w:hAnsi="Comic Sans MS"/>
+                <w:sz w:val="24"/>
+                <w:szCs w:val="24"/>
+              </w:rPr>
+              <w:t xml:space="preserve">        </w:t>
+            </w:r>
+            <w:r>
+              <w:rPr>
+                <w:rStyle w:val="m"/>
+                <w:rFonts w:ascii="Comic Sans MS" w:hAnsi="Comic Sans MS"/>
+                <w:sz w:val="24"/>
+                <w:szCs w:val="24"/>
+              </w:rPr>
+              <w:t>MDC</w:t>
+            </w:r>
+            <w:r>
+              <w:rPr>
+                <w:rStyle w:val="g"/>
+                <w:rFonts w:ascii="Comic Sans MS" w:hAnsi="Comic Sans MS"/>
+                <w:sz w:val="24"/>
+                <w:szCs w:val="24"/>
+              </w:rPr>
+              <w:t>.</w:t>
+            </w:r>
+            <w:r>
+              <w:rPr>
+                <w:rStyle w:val="m"/>
+                <w:rFonts w:ascii="Comic Sans MS" w:hAnsi="Comic Sans MS"/>
+                <w:sz w:val="24"/>
+                <w:szCs w:val="24"/>
+              </w:rPr>
+              <w:t>put</w:t>
+            </w:r>
+            <w:r>
+              <w:rPr>
+                <w:rStyle w:val="HTMLCode"/>
+                <w:rFonts w:ascii="Comic Sans MS" w:hAnsi="Comic Sans MS"/>
+                <w:sz w:val="24"/>
+                <w:szCs w:val="24"/>
+              </w:rPr>
+              <w:t>(</w:t>
+            </w:r>
+            <w:r>
+              <w:rPr>
+                <w:rStyle w:val="k"/>
+                <w:rFonts w:ascii="Comic Sans MS" w:hAnsi="Comic Sans MS"/>
+                <w:sz w:val="24"/>
+                <w:szCs w:val="24"/>
+              </w:rPr>
+              <w:t>"requestId"</w:t>
+            </w:r>
+            <w:r>
+              <w:rPr>
+                <w:rStyle w:val="HTMLCode"/>
+                <w:rFonts w:ascii="Comic Sans MS" w:hAnsi="Comic Sans MS"/>
+                <w:sz w:val="24"/>
+                <w:szCs w:val="24"/>
+              </w:rPr>
+              <w:t xml:space="preserve">, </w:t>
+            </w:r>
+            <w:r>
+              <w:rPr>
+                <w:rStyle w:val="m"/>
+                <w:rFonts w:ascii="Comic Sans MS" w:hAnsi="Comic Sans MS"/>
+                <w:sz w:val="24"/>
+                <w:szCs w:val="24"/>
+              </w:rPr>
+              <w:t>requestId</w:t>
+            </w:r>
+            <w:r>
+              <w:rPr>
+                <w:rStyle w:val="HTMLCode"/>
+                <w:rFonts w:ascii="Comic Sans MS" w:hAnsi="Comic Sans MS"/>
+                <w:sz w:val="24"/>
+                <w:szCs w:val="24"/>
+              </w:rPr>
+              <w:t>);</w:t>
+            </w:r>
+            <w:r>
+              <w:rPr>
+                <w:rFonts w:ascii="Comic Sans MS" w:hAnsi="Comic Sans MS"/>
+                <w:sz w:val="24"/>
+                <w:szCs w:val="24"/>
+              </w:rPr>
+              <w:br/>
+            </w:r>
+            <w:r>
+              <w:rPr>
+                <w:rFonts w:ascii="Comic Sans MS" w:hAnsi="Comic Sans MS"/>
+                <w:sz w:val="24"/>
+                <w:szCs w:val="24"/>
+              </w:rPr>
+              <w:br/>
+            </w:r>
+            <w:r>
+              <w:rPr>
+                <w:rStyle w:val="HTMLCode"/>
+                <w:rFonts w:ascii="Comic Sans MS" w:hAnsi="Comic Sans MS"/>
+                <w:sz w:val="24"/>
+                <w:szCs w:val="24"/>
+              </w:rPr>
+              <w:t xml:space="preserve">        </w:t>
+            </w:r>
+            <w:r>
+              <w:rPr>
+                <w:rStyle w:val="g"/>
+                <w:rFonts w:ascii="Comic Sans MS" w:hAnsi="Comic Sans MS"/>
+                <w:sz w:val="24"/>
+                <w:szCs w:val="24"/>
+              </w:rPr>
+              <w:t>try</w:t>
+            </w:r>
+            <w:r>
+              <w:rPr>
+                <w:rStyle w:val="HTMLCode"/>
+                <w:rFonts w:ascii="Comic Sans MS" w:hAnsi="Comic Sans MS"/>
+                <w:sz w:val="24"/>
+                <w:szCs w:val="24"/>
+              </w:rPr>
+              <w:t xml:space="preserve"> {</w:t>
+            </w:r>
+            <w:r>
+              <w:rPr>
+                <w:rFonts w:ascii="Comic Sans MS" w:hAnsi="Comic Sans MS"/>
+                <w:sz w:val="24"/>
+                <w:szCs w:val="24"/>
+              </w:rPr>
+              <w:br/>
+            </w:r>
+            <w:r>
+              <w:rPr>
+                <w:rStyle w:val="HTMLCode"/>
+                <w:rFonts w:ascii="Comic Sans MS" w:hAnsi="Comic Sans MS"/>
+                <w:sz w:val="24"/>
+                <w:szCs w:val="24"/>
+              </w:rPr>
+              <w:t xml:space="preserve">            </w:t>
+            </w:r>
+            <w:r>
+              <w:rPr>
+                <w:rStyle w:val="m"/>
+                <w:rFonts w:ascii="Comic Sans MS" w:hAnsi="Comic Sans MS"/>
+                <w:sz w:val="24"/>
+                <w:szCs w:val="24"/>
+              </w:rPr>
+              <w:t>chain</w:t>
+            </w:r>
+            <w:r>
+              <w:rPr>
+                <w:rStyle w:val="g"/>
+                <w:rFonts w:ascii="Comic Sans MS" w:hAnsi="Comic Sans MS"/>
+                <w:sz w:val="24"/>
+                <w:szCs w:val="24"/>
+              </w:rPr>
+              <w:t>.</w:t>
+            </w:r>
+            <w:r>
+              <w:rPr>
+                <w:rStyle w:val="m"/>
+                <w:rFonts w:ascii="Comic Sans MS" w:hAnsi="Comic Sans MS"/>
+                <w:sz w:val="24"/>
+                <w:szCs w:val="24"/>
+              </w:rPr>
+              <w:t>doFilter</w:t>
+            </w:r>
+            <w:r>
+              <w:rPr>
+                <w:rStyle w:val="HTMLCode"/>
+                <w:rFonts w:ascii="Comic Sans MS" w:hAnsi="Comic Sans MS"/>
+                <w:sz w:val="24"/>
+                <w:szCs w:val="24"/>
+              </w:rPr>
+              <w:t>(</w:t>
+            </w:r>
+            <w:r>
+              <w:rPr>
+                <w:rStyle w:val="m"/>
+                <w:rFonts w:ascii="Comic Sans MS" w:hAnsi="Comic Sans MS"/>
+                <w:sz w:val="24"/>
+                <w:szCs w:val="24"/>
+              </w:rPr>
+              <w:t>request</w:t>
+            </w:r>
+            <w:r>
+              <w:rPr>
+                <w:rStyle w:val="HTMLCode"/>
+                <w:rFonts w:ascii="Comic Sans MS" w:hAnsi="Comic Sans MS"/>
+                <w:sz w:val="24"/>
+                <w:szCs w:val="24"/>
+              </w:rPr>
+              <w:t xml:space="preserve">, </w:t>
+            </w:r>
+            <w:r>
+              <w:rPr>
+                <w:rStyle w:val="m"/>
+                <w:rFonts w:ascii="Comic Sans MS" w:hAnsi="Comic Sans MS"/>
+                <w:sz w:val="24"/>
+                <w:szCs w:val="24"/>
+              </w:rPr>
+              <w:t>response</w:t>
+            </w:r>
+            <w:r>
+              <w:rPr>
+                <w:rStyle w:val="HTMLCode"/>
+                <w:rFonts w:ascii="Comic Sans MS" w:hAnsi="Comic Sans MS"/>
+                <w:sz w:val="24"/>
+                <w:szCs w:val="24"/>
+              </w:rPr>
+              <w:t>);</w:t>
+            </w:r>
+            <w:r>
+              <w:rPr>
+                <w:rFonts w:ascii="Comic Sans MS" w:hAnsi="Comic Sans MS"/>
+                <w:sz w:val="24"/>
+                <w:szCs w:val="24"/>
+              </w:rPr>
+              <w:br/>
+            </w:r>
+            <w:r>
+              <w:rPr>
+                <w:rStyle w:val="HTMLCode"/>
+                <w:rFonts w:ascii="Comic Sans MS" w:hAnsi="Comic Sans MS"/>
+                <w:sz w:val="24"/>
+                <w:szCs w:val="24"/>
+              </w:rPr>
+              <w:t xml:space="preserve">        } </w:t>
+            </w:r>
+            <w:r>
+              <w:rPr>
+                <w:rStyle w:val="g"/>
+                <w:rFonts w:ascii="Comic Sans MS" w:hAnsi="Comic Sans MS"/>
+                <w:sz w:val="24"/>
+                <w:szCs w:val="24"/>
+              </w:rPr>
+              <w:t>finally</w:t>
+            </w:r>
+            <w:r>
+              <w:rPr>
+                <w:rStyle w:val="HTMLCode"/>
+                <w:rFonts w:ascii="Comic Sans MS" w:hAnsi="Comic Sans MS"/>
+                <w:sz w:val="24"/>
+                <w:szCs w:val="24"/>
+              </w:rPr>
+              <w:t xml:space="preserve"> {</w:t>
+            </w:r>
+            <w:r>
+              <w:rPr>
+                <w:rFonts w:ascii="Comic Sans MS" w:hAnsi="Comic Sans MS"/>
+                <w:sz w:val="24"/>
+                <w:szCs w:val="24"/>
+              </w:rPr>
+              <w:br/>
+            </w:r>
+            <w:r>
+              <w:rPr>
+                <w:rStyle w:val="HTMLCode"/>
+                <w:rFonts w:ascii="Comic Sans MS" w:hAnsi="Comic Sans MS"/>
+                <w:sz w:val="24"/>
+                <w:szCs w:val="24"/>
+              </w:rPr>
+              <w:t xml:space="preserve">            </w:t>
+            </w:r>
+            <w:r>
+              <w:rPr>
+                <w:rStyle w:val="m"/>
+                <w:rFonts w:ascii="Comic Sans MS" w:hAnsi="Comic Sans MS"/>
+                <w:sz w:val="24"/>
+                <w:szCs w:val="24"/>
+              </w:rPr>
+              <w:t>MDC</w:t>
+            </w:r>
+            <w:r>
+              <w:rPr>
+                <w:rStyle w:val="g"/>
+                <w:rFonts w:ascii="Comic Sans MS" w:hAnsi="Comic Sans MS"/>
+                <w:sz w:val="24"/>
+                <w:szCs w:val="24"/>
+              </w:rPr>
+              <w:t>.</w:t>
+            </w:r>
+            <w:r>
+              <w:rPr>
+                <w:rStyle w:val="m"/>
+                <w:rFonts w:ascii="Comic Sans MS" w:hAnsi="Comic Sans MS"/>
+                <w:sz w:val="24"/>
+                <w:szCs w:val="24"/>
+              </w:rPr>
+              <w:t>clear</w:t>
+            </w:r>
+            <w:r>
+              <w:rPr>
+                <w:rStyle w:val="HTMLCode"/>
+                <w:rFonts w:ascii="Comic Sans MS" w:hAnsi="Comic Sans MS"/>
+                <w:sz w:val="24"/>
+                <w:szCs w:val="24"/>
+              </w:rPr>
+              <w:t>();</w:t>
+            </w:r>
+            <w:r>
+              <w:rPr>
+                <w:rFonts w:ascii="Comic Sans MS" w:hAnsi="Comic Sans MS"/>
+                <w:sz w:val="24"/>
+                <w:szCs w:val="24"/>
+              </w:rPr>
+              <w:br/>
+            </w:r>
+            <w:r>
+              <w:rPr>
+                <w:rStyle w:val="HTMLCode"/>
+                <w:rFonts w:ascii="Comic Sans MS" w:hAnsi="Comic Sans MS"/>
+                <w:sz w:val="24"/>
+                <w:szCs w:val="24"/>
+              </w:rPr>
+              <w:t xml:space="preserve">        }</w:t>
+            </w:r>
+            <w:r>
+              <w:rPr>
+                <w:rFonts w:ascii="Comic Sans MS" w:hAnsi="Comic Sans MS"/>
+                <w:sz w:val="24"/>
+                <w:szCs w:val="24"/>
+              </w:rPr>
+              <w:br/>
+            </w:r>
+            <w:r>
+              <w:rPr>
+                <w:rStyle w:val="HTMLCode"/>
+                <w:rFonts w:ascii="Comic Sans MS" w:hAnsi="Comic Sans MS"/>
+                <w:sz w:val="24"/>
+                <w:szCs w:val="24"/>
+              </w:rPr>
+              <w:t xml:space="preserve">    }</w:t>
+            </w:r>
+            <w:r>
+              <w:rPr>
+                <w:rFonts w:ascii="Comic Sans MS" w:hAnsi="Comic Sans MS"/>
+                <w:sz w:val="24"/>
+                <w:szCs w:val="24"/>
+              </w:rPr>
+              <w:br/>
+            </w:r>
+            <w:r>
+              <w:rPr>
+                <w:rStyle w:val="HTMLCode"/>
+                <w:rFonts w:ascii="Comic Sans MS" w:hAnsi="Comic Sans MS"/>
+                <w:sz w:val="24"/>
+                <w:szCs w:val="24"/>
+              </w:rPr>
+              <w:t>}</w:t>
+            </w:r>
+          </w:p>
+          <w:p>
+            <w:pPr>
+              <w:rPr>
+                <w:rFonts w:ascii="Comic Sans MS" w:hAnsi="Comic Sans MS"/>
+                <w:szCs w:val="24"/>
+              </w:rPr>
+            </w:pPr>
+            <w:r>
+              <w:rPr>
+                <w:rFonts w:ascii="Comic Sans MS" w:hAnsi="Comic Sans MS"/>
+                <w:szCs w:val="24"/>
+              </w:rPr>
+              <w:pict>
+                <v:rect id="_x0000_i1025" style="width:0;height:1.5pt" o:hralign="center" o:hrstd="t" o:hr="t" fillcolor="#a0a0a0" stroked="f"/>
+              </w:pict>
+            </w:r>
+          </w:p>
+          <w:p>
+            <w:pPr>
+              <w:pStyle w:val="Heading1"/>
+              <w:spacing w:before="0"/>
+              <w:outlineLvl w:val="0"/>
+              <w:rPr>
+                <w:rFonts w:ascii="Comic Sans MS" w:hAnsi="Comic Sans MS"/>
+                <w:sz w:val="24"/>
+                <w:szCs w:val="24"/>
+              </w:rPr>
+            </w:pPr>
+            <w:r>
+              <w:rPr>
+                <w:rFonts w:ascii="Comic Sans MS" w:hAnsi="Comic Sans MS"/>
+                <w:sz w:val="24"/>
+                <w:szCs w:val="24"/>
+              </w:rPr>
+              <w:t>Step 2: Configure Log Pattern</w:t>
+            </w:r>
+          </w:p>
+          <w:p>
+            <w:pPr>
+              <w:pStyle w:val="NormalWeb"/>
+              <w:spacing w:before="0" w:beforeAutospacing="0"/>
+              <w:rPr>
+                <w:rFonts w:ascii="Comic Sans MS" w:hAnsi="Comic Sans MS"/>
+              </w:rPr>
+            </w:pPr>
+            <w:r>
+              <w:rPr>
+                <w:rFonts w:ascii="Comic Sans MS" w:hAnsi="Comic Sans MS"/>
+              </w:rPr>
+              <w:t>For Logback:</w:t>
+            </w:r>
+          </w:p>
+          <w:p>
+            <w:pPr>
+              <w:pStyle w:val="HTMLPreformatted"/>
+              <w:rPr>
+                <w:rFonts w:ascii="Comic Sans MS" w:hAnsi="Comic Sans MS"/>
+                <w:sz w:val="24"/>
+                <w:szCs w:val="24"/>
+              </w:rPr>
+            </w:pPr>
+            <w:r>
+              <w:rPr>
+                <w:rStyle w:val="o"/>
+                <w:rFonts w:ascii="Comic Sans MS" w:hAnsi="Comic Sans MS"/>
+                <w:sz w:val="24"/>
+                <w:szCs w:val="24"/>
+              </w:rPr>
+              <w:t>&lt;pattern&gt;</w:t>
+            </w:r>
+            <w:r>
+              <w:rPr>
+                <w:rStyle w:val="HTMLCode"/>
+                <w:rFonts w:ascii="Comic Sans MS" w:hAnsi="Comic Sans MS"/>
+                <w:sz w:val="24"/>
+                <w:szCs w:val="24"/>
+              </w:rPr>
+              <w:t>%d %p [%X{requestId}] %c - %m%n</w:t>
+            </w:r>
+            <w:r>
+              <w:rPr>
+                <w:rStyle w:val="o"/>
+                <w:rFonts w:ascii="Comic Sans MS" w:hAnsi="Comic Sans MS"/>
+                <w:sz w:val="24"/>
+                <w:szCs w:val="24"/>
+              </w:rPr>
+              <w:t>&lt;/pattern&gt;</w:t>
+            </w:r>
+          </w:p>
+          <w:p>
+            <w:pPr>
+              <w:pStyle w:val="NormalWeb"/>
+              <w:spacing w:before="0" w:beforeAutospacing="0"/>
+              <w:rPr>
+                <w:rFonts w:ascii="Comic Sans MS" w:hAnsi="Comic Sans MS"/>
+              </w:rPr>
+            </w:pPr>
+            <w:r>
+              <w:rPr>
+                <w:rFonts w:ascii="Comic Sans MS" w:hAnsi="Comic Sans MS"/>
+              </w:rPr>
+              <w:t>Now logs become:</w:t>
+            </w:r>
+          </w:p>
+          <w:p>
+            <w:pPr>
+              <w:pStyle w:val="HTMLPreformatted"/>
+              <w:rPr>
+                <w:rFonts w:ascii="Comic Sans MS" w:hAnsi="Comic Sans MS"/>
+                <w:sz w:val="24"/>
+                <w:szCs w:val="24"/>
+              </w:rPr>
+            </w:pPr>
+            <w:r>
+              <w:rPr>
+                <w:rStyle w:val="HTMLCode"/>
+                <w:rFonts w:ascii="Comic Sans MS" w:hAnsi="Comic Sans MS"/>
+                <w:sz w:val="24"/>
+                <w:szCs w:val="24"/>
+              </w:rPr>
+              <w:t>2026-05-28 INFO [123-abc] PaymentService - payment started</w:t>
+            </w:r>
+          </w:p>
+          <w:p>
+            <w:pPr>
+              <w:rPr>
+                <w:lang w:val="en-US"/>
+              </w:rPr>
+            </w:pPr>
+          </w:p>
+        </w:tc>
+        <w:tc>
+          <w:tcPr>
+            <w:tcW w:w="7197" w:type="dxa"/>
+          </w:tcPr>
+          <w:p>
+            <w:pPr>
+              <w:rPr>
+                <w:lang w:val="en-US"/>
+              </w:rPr>
+            </w:pPr>
+            <w:r>
+              <w:rPr>
+                <w:lang w:val="en-US"/>
+              </w:rPr>
+              <w:t>how I did in my real time projects</w:t>
+            </w:r>
+            <w:r>
+              <w:rPr>
+                <w:lang w:val="en-US"/>
+              </w:rPr>
+              <w:t xml:space="preserve"> – this is manual way not recommended in real projects – use MDC only that’s better</w:t>
+            </w:r>
+          </w:p>
+          <w:p>
+            <w:pPr>
+              <w:pStyle w:val="ListParagraph"/>
+              <w:numPr>
+                <w:ilvl w:val="0"/>
+                <w:numId w:val="5"/>
+              </w:numPr>
+              <w:rPr>
+                <w:lang w:val="en-US"/>
+              </w:rPr>
+            </w:pPr>
+            <w:r>
+              <w:rPr>
+                <w:lang w:val="en-US"/>
+              </w:rPr>
+              <w:t>fetch the tranid from payload</w:t>
+            </w:r>
+          </w:p>
+          <w:p>
+            <w:pPr>
+              <w:pStyle w:val="ListParagraph"/>
+              <w:numPr>
+                <w:ilvl w:val="0"/>
+                <w:numId w:val="5"/>
+              </w:numPr>
+              <w:rPr>
+                <w:lang w:val="en-US"/>
+              </w:rPr>
+            </w:pPr>
+            <w:r>
+              <w:rPr>
+                <w:lang w:val="en-US"/>
+              </w:rPr>
+              <w:t>generate any random number</w:t>
+            </w:r>
+            <w:r>
+              <w:rPr>
+                <w:lang w:val="en-US"/>
+              </w:rPr>
+              <w:t xml:space="preserve"> using SecureRandom</w:t>
+            </w:r>
+          </w:p>
+          <w:p>
+            <w:pPr>
+              <w:ind w:left="360"/>
+              <w:rPr>
+                <w:lang w:val="en-US"/>
+              </w:rPr>
+            </w:pPr>
+            <w:r>
+              <w:rPr>
+                <w:lang w:val="en-US"/>
+              </w:rPr>
+              <w:t>new BigInteger(130,new SecRandom()).touppercase</w:t>
+            </w:r>
+          </w:p>
+          <w:p>
+            <w:pPr>
+              <w:ind w:left="360"/>
+              <w:rPr>
+                <w:lang w:val="en-US"/>
+              </w:rPr>
+            </w:pPr>
+          </w:p>
+          <w:p>
+            <w:pPr>
+              <w:ind w:left="360"/>
+              <w:rPr>
+                <w:lang w:val="en-US"/>
+              </w:rPr>
+            </w:pPr>
+            <w:r>
+              <w:rPr>
+                <w:lang w:val="en-US"/>
+              </w:rPr>
+              <w:t>//write the below line in incoming filter</w:t>
+            </w:r>
+          </w:p>
+          <w:p>
+            <w:pPr>
+              <w:ind w:left="360"/>
+              <w:rPr>
+                <w:lang w:val="en-US"/>
+              </w:rPr>
+            </w:pPr>
+            <w:r>
+              <w:rPr>
+                <w:lang w:val="en-US"/>
+              </w:rPr>
+              <w:t>MessageThreadLocal.set(“randomNumber”+”123TranId”)</w:t>
+            </w:r>
+          </w:p>
+          <w:p>
+            <w:pPr>
+              <w:ind w:left="360"/>
+              <w:rPr>
+                <w:lang w:val="en-US"/>
+              </w:rPr>
+            </w:pPr>
+          </w:p>
+          <w:p>
+            <w:pPr>
+              <w:ind w:left="360"/>
+              <w:rPr>
+                <w:lang w:val="en-US"/>
+              </w:rPr>
+            </w:pPr>
+            <w:r>
+              <w:rPr>
+                <w:lang w:val="en-US"/>
+              </w:rPr>
+              <w:t xml:space="preserve">in very log </w:t>
+            </w:r>
+            <w:r>
+              <w:rPr>
+                <w:lang w:val="en-US"/>
+              </w:rPr>
+              <w:t xml:space="preserve">we will log as </w:t>
+            </w:r>
+            <w:r>
+              <w:rPr>
+                <w:lang w:val="en-US"/>
+              </w:rPr>
+              <w:t>– issue is if we are logging 200 times, we have to write that .get() in every logger manually</w:t>
+            </w:r>
+          </w:p>
+          <w:p>
+            <w:pPr>
+              <w:ind w:left="360"/>
+              <w:rPr>
+                <w:lang w:val="en-US"/>
+              </w:rPr>
+            </w:pPr>
+          </w:p>
+          <w:p>
+            <w:pPr>
+              <w:pStyle w:val="NoSpacing"/>
+              <w:ind w:left="720"/>
+              <w:rPr>
+                <w:lang w:val="en-US"/>
+              </w:rPr>
+            </w:pPr>
+            <w:r>
+              <w:rPr>
+                <w:lang w:val="en-US"/>
+              </w:rPr>
+              <w:t>Log.info(‘ {} hello welcome’, MessageThreadLocal.get() )</w:t>
+            </w:r>
+          </w:p>
+          <w:p>
+            <w:pPr>
+              <w:ind w:left="360"/>
+              <w:rPr>
+                <w:lang w:val="en-US"/>
+              </w:rPr>
+            </w:pPr>
+          </w:p>
+          <w:p>
+            <w:pPr>
+              <w:pStyle w:val="ListParagraph"/>
+              <w:rPr>
+                <w:lang w:val="en-US"/>
+              </w:rPr>
+            </w:pPr>
+          </w:p>
+        </w:tc>
+      </w:tr>
+    </w:tbl>
+    <w:p>
+      <w:pPr>
+        <w:rPr>
+          <w:lang w:val="en-US"/>
+        </w:rPr>
+      </w:pPr>
     </w:p>
     <w:p>
       <w:pPr>
-        <w:rPr>
-          <w:lang w:val="en-US"/>
-        </w:rPr>
-      </w:pPr>
-      <w:r>
-        <w:rPr>
-          <w:lang w:val="en-US"/>
-        </w:rPr>
-        <w:t>Message builder</w:t>
-      </w:r>
-    </w:p>
-    <w:p>
-      <w:pPr>
-        <w:rPr>
-          <w:lang w:val="en-US"/>
-        </w:rPr>
-      </w:pPr>
-      <w:r>
-        <w:rPr>
-          <w:lang w:val="en-US"/>
-        </w:rPr>
-        <w:t>Builder</w:t>
+        <w:pStyle w:val="Heading2"/>
+        <w:rPr>
+          <w:lang w:val="en-US"/>
+        </w:rPr>
+      </w:pPr>
+      <w:r>
+        <w:rPr>
+          <w:lang w:val="en-US"/>
+        </w:rPr>
+        <w:t>All class names ending with ER</w:t>
       </w:r>
     </w:p>
     <w:p>
@@ -812,6 +2856,7 @@
       <w:tblGrid>
         <w:gridCol w:w="4508"/>
         <w:gridCol w:w="4508"/>
+        <w:gridCol w:w="4508"/>
       </w:tblGrid>
       <w:tr>
         <w:tc>
@@ -841,6 +2886,19 @@
               <w:rPr>
                 <w:lang w:val="en-US"/>
               </w:rPr>
+              <w:t>Client</w:t>
+            </w:r>
+          </w:p>
+          <w:p>
+            <w:pPr>
+              <w:rPr>
+                <w:lang w:val="en-US"/>
+              </w:rPr>
+            </w:pPr>
+            <w:r>
+              <w:rPr>
+                <w:lang w:val="en-US"/>
+              </w:rPr>
               <w:t>Filter</w:t>
             </w:r>
           </w:p>
@@ -1088,7 +3146,6 @@
               <w:rPr>
                 <w:lang w:val="en-US"/>
               </w:rPr>
-              <w:lastRenderedPageBreak/>
               <w:t>Factory</w:t>
             </w:r>
           </w:p>
@@ -1107,7 +3164,6 @@
               <w:rPr>
                 <w:lang w:val="en-US"/>
               </w:rPr>
-              <w:lastRenderedPageBreak/>
               <w:t>Service</w:t>
             </w:r>
           </w:p>
@@ -1316,7 +3372,6 @@
               <w:rPr>
                 <w:lang w:val="en-US"/>
               </w:rPr>
-              <w:lastRenderedPageBreak/>
               <w:t>Connection, Consumer, Converter, context</w:t>
             </w:r>
           </w:p>
@@ -1344,6 +3399,146 @@
                 <w:lang w:val="en-US"/>
               </w:rPr>
               <w:t>EventListener -if that is listening for an eve</w:t>
+            </w:r>
+          </w:p>
+          <w:p>
+            <w:pPr>
+              <w:rPr>
+                <w:lang w:val="en-US"/>
+              </w:rPr>
+            </w:pPr>
+          </w:p>
+        </w:tc>
+        <w:tc>
+          <w:tcPr>
+            <w:tcW w:w="4508" w:type="dxa"/>
+          </w:tcPr>
+          <w:p>
+            <w:pPr>
+              <w:rPr>
+                <w:lang w:val="en-US"/>
+              </w:rPr>
+            </w:pPr>
+            <w:r>
+              <w:rPr>
+                <w:lang w:val="en-US"/>
+              </w:rPr>
+              <w:t>Reader, Writer,</w:t>
+            </w:r>
+            <w:r>
+              <w:rPr>
+                <w:lang w:val="en-US"/>
+              </w:rPr>
+              <w:t xml:space="preserve"> </w:t>
+            </w:r>
+            <w:r>
+              <w:rPr>
+                <w:lang w:val="en-US"/>
+              </w:rPr>
+              <w:t>Processor/</w:t>
+            </w:r>
+            <w:r>
+              <w:rPr>
+                <w:lang w:val="en-US"/>
+              </w:rPr>
+              <w:t xml:space="preserve"> </w:t>
+            </w:r>
+            <w:r>
+              <w:rPr>
+                <w:lang w:val="en-US"/>
+              </w:rPr>
+              <w:t>Adapter - ItemPrrocessor</w:t>
+            </w:r>
+          </w:p>
+          <w:p>
+            <w:pPr>
+              <w:rPr>
+                <w:lang w:val="en-US"/>
+              </w:rPr>
+            </w:pPr>
+            <w:r>
+              <w:rPr>
+                <w:lang w:val="en-US"/>
+              </w:rPr>
+              <w:t>EventListener (Use this in case ur listening to some MQ messages/ When an event triggerred)</w:t>
+            </w:r>
+          </w:p>
+          <w:p>
+            <w:pPr>
+              <w:rPr>
+                <w:lang w:val="en-US"/>
+              </w:rPr>
+            </w:pPr>
+            <w:r>
+              <w:rPr>
+                <w:lang w:val="en-US"/>
+              </w:rPr>
+              <w:t>Manager, Delegator, Server</w:t>
+            </w:r>
+          </w:p>
+          <w:p>
+            <w:pPr>
+              <w:rPr>
+                <w:lang w:val="en-US"/>
+              </w:rPr>
+            </w:pPr>
+            <w:r>
+              <w:rPr>
+                <w:lang w:val="en-US"/>
+              </w:rPr>
+              <w:t>Consumer, Transformer,</w:t>
+            </w:r>
+          </w:p>
+          <w:p>
+            <w:pPr>
+              <w:rPr>
+                <w:lang w:val="en-US"/>
+              </w:rPr>
+            </w:pPr>
+            <w:r>
+              <w:rPr>
+                <w:lang w:val="en-US"/>
+              </w:rPr>
+              <w:t>Helper,mapper</w:t>
+            </w:r>
+          </w:p>
+          <w:p>
+            <w:pPr>
+              <w:rPr>
+                <w:lang w:val="en-US"/>
+              </w:rPr>
+            </w:pPr>
+            <w:r>
+              <w:rPr>
+                <w:lang w:val="en-US"/>
+              </w:rPr>
+              <w:t>Controller</w:t>
+            </w:r>
+          </w:p>
+          <w:p>
+            <w:pPr>
+              <w:rPr>
+                <w:lang w:val="en-US"/>
+              </w:rPr>
+            </w:pPr>
+            <w:r>
+              <w:rPr>
+                <w:lang w:val="en-US"/>
+              </w:rPr>
+              <w:t>Message builder</w:t>
+            </w:r>
+          </w:p>
+          <w:p>
+            <w:pPr>
+              <w:rPr>
+                <w:lang w:val="en-US"/>
+              </w:rPr>
+            </w:pPr>
+            <w:r>
+              <w:rPr>
+                <w:lang w:val="en-US"/>
+              </w:rPr>
+              <w:t>Builder</w:t>
             </w:r>
           </w:p>
           <w:p>
@@ -1374,6 +3569,7 @@
         <w:rPr>
           <w:lang w:val="en-US"/>
         </w:rPr>
+        <w:lastRenderedPageBreak/>
         <w:t>Package names</w:t>
       </w:r>
     </w:p>
@@ -1662,9 +3858,9 @@
     </w:lvl>
   </w:abstractNum>
   <w:abstractNum w:abstractNumId="1">
-    <w:nsid w:val="42FB51DB"/>
+    <w:nsid w:val="1C6451F6"/>
     <w:multiLevelType w:val="hybridMultilevel"/>
-    <w:tmpl w:val="734458C8"/>
+    <w:tmpl w:val="F4B20648"/>
     <w:lvl w:ilvl="0" w:tplc="40090011">
       <w:start w:val="1"/>
       <w:numFmt w:val="decimal"/>
@@ -1751,9 +3947,9 @@
     </w:lvl>
   </w:abstractNum>
   <w:abstractNum w:abstractNumId="2">
-    <w:nsid w:val="6B2F4967"/>
+    <w:nsid w:val="42FB51DB"/>
     <w:multiLevelType w:val="hybridMultilevel"/>
-    <w:tmpl w:val="C76E5120"/>
+    <w:tmpl w:val="734458C8"/>
     <w:lvl w:ilvl="0" w:tplc="40090011">
       <w:start w:val="1"/>
       <w:numFmt w:val="decimal"/>
@@ -1839,14 +4035,198 @@
       </w:pPr>
     </w:lvl>
   </w:abstractNum>
+  <w:abstractNum w:abstractNumId="3">
+    <w:nsid w:val="6B2F4967"/>
+    <w:multiLevelType w:val="hybridMultilevel"/>
+    <w:tmpl w:val="C76E5120"/>
+    <w:lvl w:ilvl="0" w:tplc="40090011">
+      <w:start w:val="1"/>
+      <w:numFmt w:val="decimal"/>
+      <w:lvlText w:val="%1)"/>
+      <w:lvlJc w:val="left"/>
+      <w:pPr>
+        <w:ind w:left="720" w:hanging="360"/>
+      </w:pPr>
+      <w:rPr>
+        <w:rFonts w:hint="default"/>
+      </w:rPr>
+    </w:lvl>
+    <w:lvl w:ilvl="1" w:tplc="40090019" w:tentative="1">
+      <w:start w:val="1"/>
+      <w:numFmt w:val="lowerLetter"/>
+      <w:lvlText w:val="%2."/>
+      <w:lvlJc w:val="left"/>
+      <w:pPr>
+        <w:ind w:left="1440" w:hanging="360"/>
+      </w:pPr>
+    </w:lvl>
+    <w:lvl w:ilvl="2" w:tplc="4009001B" w:tentative="1">
+      <w:start w:val="1"/>
+      <w:numFmt w:val="lowerRoman"/>
+      <w:lvlText w:val="%3."/>
+      <w:lvlJc w:val="right"/>
+      <w:pPr>
+        <w:ind w:left="2160" w:hanging="180"/>
+      </w:pPr>
+    </w:lvl>
+    <w:lvl w:ilvl="3" w:tplc="4009000F" w:tentative="1">
+      <w:start w:val="1"/>
+      <w:numFmt w:val="decimal"/>
+      <w:lvlText w:val="%4."/>
+      <w:lvlJc w:val="left"/>
+      <w:pPr>
+        <w:ind w:left="2880" w:hanging="360"/>
+      </w:pPr>
+    </w:lvl>
+    <w:lvl w:ilvl="4" w:tplc="40090019" w:tentative="1">
+      <w:start w:val="1"/>
+      <w:numFmt w:val="lowerLetter"/>
+      <w:lvlText w:val="%5."/>
+      <w:lvlJc w:val="left"/>
+      <w:pPr>
+        <w:ind w:left="3600" w:hanging="360"/>
+      </w:pPr>
+    </w:lvl>
+    <w:lvl w:ilvl="5" w:tplc="4009001B" w:tentative="1">
+      <w:start w:val="1"/>
+      <w:numFmt w:val="lowerRoman"/>
+      <w:lvlText w:val="%6."/>
+      <w:lvlJc w:val="right"/>
+      <w:pPr>
+        <w:ind w:left="4320" w:hanging="180"/>
+      </w:pPr>
+    </w:lvl>
+    <w:lvl w:ilvl="6" w:tplc="4009000F" w:tentative="1">
+      <w:start w:val="1"/>
+      <w:numFmt w:val="decimal"/>
+      <w:lvlText w:val="%7."/>
+      <w:lvlJc w:val="left"/>
+      <w:pPr>
+        <w:ind w:left="5040" w:hanging="360"/>
+      </w:pPr>
+    </w:lvl>
+    <w:lvl w:ilvl="7" w:tplc="40090019" w:tentative="1">
+      <w:start w:val="1"/>
+      <w:numFmt w:val="lowerLetter"/>
+      <w:lvlText w:val="%8."/>
+      <w:lvlJc w:val="left"/>
+      <w:pPr>
+        <w:ind w:left="5760" w:hanging="360"/>
+      </w:pPr>
+    </w:lvl>
+    <w:lvl w:ilvl="8" w:tplc="4009001B" w:tentative="1">
+      <w:start w:val="1"/>
+      <w:numFmt w:val="lowerRoman"/>
+      <w:lvlText w:val="%9."/>
+      <w:lvlJc w:val="right"/>
+      <w:pPr>
+        <w:ind w:left="6480" w:hanging="180"/>
+      </w:pPr>
+    </w:lvl>
+  </w:abstractNum>
+  <w:abstractNum w:abstractNumId="4">
+    <w:nsid w:val="70471AF1"/>
+    <w:multiLevelType w:val="hybridMultilevel"/>
+    <w:tmpl w:val="E6C6C4B8"/>
+    <w:lvl w:ilvl="0" w:tplc="40090011">
+      <w:start w:val="1"/>
+      <w:numFmt w:val="decimal"/>
+      <w:lvlText w:val="%1)"/>
+      <w:lvlJc w:val="left"/>
+      <w:pPr>
+        <w:ind w:left="720" w:hanging="360"/>
+      </w:pPr>
+      <w:rPr>
+        <w:rFonts w:hint="default"/>
+      </w:rPr>
+    </w:lvl>
+    <w:lvl w:ilvl="1" w:tplc="40090019" w:tentative="1">
+      <w:start w:val="1"/>
+      <w:numFmt w:val="lowerLetter"/>
+      <w:lvlText w:val="%2."/>
+      <w:lvlJc w:val="left"/>
+      <w:pPr>
+        <w:ind w:left="1440" w:hanging="360"/>
+      </w:pPr>
+    </w:lvl>
+    <w:lvl w:ilvl="2" w:tplc="4009001B" w:tentative="1">
+      <w:start w:val="1"/>
+      <w:numFmt w:val="lowerRoman"/>
+      <w:lvlText w:val="%3."/>
+      <w:lvlJc w:val="right"/>
+      <w:pPr>
+        <w:ind w:left="2160" w:hanging="180"/>
+      </w:pPr>
+    </w:lvl>
+    <w:lvl w:ilvl="3" w:tplc="4009000F" w:tentative="1">
+      <w:start w:val="1"/>
+      <w:numFmt w:val="decimal"/>
+      <w:lvlText w:val="%4."/>
+      <w:lvlJc w:val="left"/>
+      <w:pPr>
+        <w:ind w:left="2880" w:hanging="360"/>
+      </w:pPr>
+    </w:lvl>
+    <w:lvl w:ilvl="4" w:tplc="40090019" w:tentative="1">
+      <w:start w:val="1"/>
+      <w:numFmt w:val="lowerLetter"/>
+      <w:lvlText w:val="%5."/>
+      <w:lvlJc w:val="left"/>
+      <w:pPr>
+        <w:ind w:left="3600" w:hanging="360"/>
+      </w:pPr>
+    </w:lvl>
+    <w:lvl w:ilvl="5" w:tplc="4009001B" w:tentative="1">
+      <w:start w:val="1"/>
+      <w:numFmt w:val="lowerRoman"/>
+      <w:lvlText w:val="%6."/>
+      <w:lvlJc w:val="right"/>
+      <w:pPr>
+        <w:ind w:left="4320" w:hanging="180"/>
+      </w:pPr>
+    </w:lvl>
+    <w:lvl w:ilvl="6" w:tplc="4009000F" w:tentative="1">
+      <w:start w:val="1"/>
+      <w:numFmt w:val="decimal"/>
+      <w:lvlText w:val="%7."/>
+      <w:lvlJc w:val="left"/>
+      <w:pPr>
+        <w:ind w:left="5040" w:hanging="360"/>
+      </w:pPr>
+    </w:lvl>
+    <w:lvl w:ilvl="7" w:tplc="40090019" w:tentative="1">
+      <w:start w:val="1"/>
+      <w:numFmt w:val="lowerLetter"/>
+      <w:lvlText w:val="%8."/>
+      <w:lvlJc w:val="left"/>
+      <w:pPr>
+        <w:ind w:left="5760" w:hanging="360"/>
+      </w:pPr>
+    </w:lvl>
+    <w:lvl w:ilvl="8" w:tplc="4009001B" w:tentative="1">
+      <w:start w:val="1"/>
+      <w:numFmt w:val="lowerRoman"/>
+      <w:lvlText w:val="%9."/>
+      <w:lvlJc w:val="right"/>
+      <w:pPr>
+        <w:ind w:left="6480" w:hanging="180"/>
+      </w:pPr>
+    </w:lvl>
+  </w:abstractNum>
   <w:num w:numId="1">
-    <w:abstractNumId w:val="1"/>
+    <w:abstractNumId w:val="2"/>
   </w:num>
   <w:num w:numId="2">
-    <w:abstractNumId w:val="2"/>
+    <w:abstractNumId w:val="3"/>
   </w:num>
   <w:num w:numId="3">
     <w:abstractNumId w:val="0"/>
+  </w:num>
+  <w:num w:numId="4">
+    <w:abstractNumId w:val="1"/>
+  </w:num>
+  <w:num w:numId="5">
+    <w:abstractNumId w:val="4"/>
   </w:num>
 </w:numbering>
 </file>
@@ -2447,6 +4827,118 @@
       <w:contextualSpacing/>
     </w:pPr>
   </w:style>
+  <w:style w:type="paragraph" w:styleId="NoSpacing">
+    <w:name w:val="No Spacing"/>
+    <w:uiPriority w:val="1"/>
+    <w:qFormat/>
+    <w:rsid w:val="00836239"/>
+    <w:pPr>
+      <w:spacing w:after="0" w:line="240" w:lineRule="auto"/>
+    </w:pPr>
+    <w:rPr>
+      <w:rFonts w:ascii="Malgun Gothic" w:hAnsi="Malgun Gothic"/>
+      <w:sz w:val="24"/>
+    </w:rPr>
+  </w:style>
+  <w:style w:type="paragraph" w:styleId="NormalWeb">
+    <w:name w:val="Normal (Web)"/>
+    <w:basedOn w:val="Normal"/>
+    <w:uiPriority w:val="99"/>
+    <w:semiHidden/>
+    <w:unhideWhenUsed/>
+    <w:rsid w:val="00E01AB4"/>
+    <w:pPr>
+      <w:spacing w:before="100" w:beforeAutospacing="1" w:after="100" w:afterAutospacing="1" w:line="240" w:lineRule="auto"/>
+    </w:pPr>
+    <w:rPr>
+      <w:rFonts w:ascii="Times New Roman" w:eastAsia="Times New Roman" w:hAnsi="Times New Roman" w:cs="Times New Roman"/>
+      <w:szCs w:val="24"/>
+      <w:lang w:eastAsia="en-IN"/>
+    </w:rPr>
+  </w:style>
+  <w:style w:type="paragraph" w:styleId="HTMLPreformatted">
+    <w:name w:val="HTML Preformatted"/>
+    <w:basedOn w:val="Normal"/>
+    <w:link w:val="HTMLPreformattedChar"/>
+    <w:uiPriority w:val="99"/>
+    <w:semiHidden/>
+    <w:unhideWhenUsed/>
+    <w:rsid w:val="00E01AB4"/>
+    <w:pPr>
+      <w:tabs>
+        <w:tab w:val="left" w:pos="916"/>
+        <w:tab w:val="left" w:pos="1832"/>
+        <w:tab w:val="left" w:pos="2748"/>
+        <w:tab w:val="left" w:pos="3664"/>
+        <w:tab w:val="left" w:pos="4580"/>
+        <w:tab w:val="left" w:pos="5496"/>
+        <w:tab w:val="left" w:pos="6412"/>
+        <w:tab w:val="left" w:pos="7328"/>
+        <w:tab w:val="left" w:pos="8244"/>
+        <w:tab w:val="left" w:pos="9160"/>
+        <w:tab w:val="left" w:pos="10076"/>
+        <w:tab w:val="left" w:pos="10992"/>
+        <w:tab w:val="left" w:pos="11908"/>
+        <w:tab w:val="left" w:pos="12824"/>
+        <w:tab w:val="left" w:pos="13740"/>
+        <w:tab w:val="left" w:pos="14656"/>
+      </w:tabs>
+      <w:spacing w:after="0" w:line="240" w:lineRule="auto"/>
+    </w:pPr>
+    <w:rPr>
+      <w:rFonts w:ascii="Courier New" w:eastAsia="Times New Roman" w:hAnsi="Courier New" w:cs="Courier New"/>
+      <w:sz w:val="20"/>
+      <w:szCs w:val="20"/>
+      <w:lang w:eastAsia="en-IN"/>
+    </w:rPr>
+  </w:style>
+  <w:style w:type="character" w:customStyle="1" w:styleId="HTMLPreformattedChar">
+    <w:name w:val="HTML Preformatted Char"/>
+    <w:basedOn w:val="DefaultParagraphFont"/>
+    <w:link w:val="HTMLPreformatted"/>
+    <w:uiPriority w:val="99"/>
+    <w:semiHidden/>
+    <w:rsid w:val="00E01AB4"/>
+    <w:rPr>
+      <w:rFonts w:ascii="Courier New" w:eastAsia="Times New Roman" w:hAnsi="Courier New" w:cs="Courier New"/>
+      <w:sz w:val="20"/>
+      <w:szCs w:val="20"/>
+      <w:lang w:eastAsia="en-IN"/>
+    </w:rPr>
+  </w:style>
+  <w:style w:type="character" w:styleId="HTMLCode">
+    <w:name w:val="HTML Code"/>
+    <w:basedOn w:val="DefaultParagraphFont"/>
+    <w:uiPriority w:val="99"/>
+    <w:semiHidden/>
+    <w:unhideWhenUsed/>
+    <w:rsid w:val="00E01AB4"/>
+    <w:rPr>
+      <w:rFonts w:ascii="Courier New" w:eastAsia="Times New Roman" w:hAnsi="Courier New" w:cs="Courier New"/>
+      <w:sz w:val="20"/>
+      <w:szCs w:val="20"/>
+    </w:rPr>
+  </w:style>
+  <w:style w:type="character" w:customStyle="1" w:styleId="g">
+    <w:name w:val="ͼg"/>
+    <w:basedOn w:val="DefaultParagraphFont"/>
+    <w:rsid w:val="006515F2"/>
+  </w:style>
+  <w:style w:type="character" w:customStyle="1" w:styleId="m">
+    <w:name w:val="ͼm"/>
+    <w:basedOn w:val="DefaultParagraphFont"/>
+    <w:rsid w:val="006515F2"/>
+  </w:style>
+  <w:style w:type="character" w:customStyle="1" w:styleId="k">
+    <w:name w:val="ͼk"/>
+    <w:basedOn w:val="DefaultParagraphFont"/>
+    <w:rsid w:val="006515F2"/>
+  </w:style>
+  <w:style w:type="character" w:customStyle="1" w:styleId="o">
+    <w:name w:val="ͼo"/>
+    <w:basedOn w:val="DefaultParagraphFont"/>
+    <w:rsid w:val="006515F2"/>
+  </w:style>
 </w:styles>
 </file>
 

--- a/java Best practices- design , class names .docx
+++ b/java Best practices- design , class names .docx
@@ -54,8 +54,6 @@
         </w:rPr>
         <w:t>Think like, u already written code In java 8 streams, suddenly if u downgrade to java 5 ur streams, lambda exp code wont work right , same way , be more cautious while downgrading</w:t>
       </w:r>
-      <w:bookmarkStart w:id="0" w:name="_GoBack"/>
-      <w:bookmarkEnd w:id="0"/>
     </w:p>
     <w:p>
       <w:pPr>
@@ -97,13 +95,13 @@
         <w:tblLook w:val="04A0" w:firstRow="1" w:lastRow="0" w:firstColumn="1" w:lastColumn="0" w:noHBand="0" w:noVBand="1"/>
       </w:tblPr>
       <w:tblGrid>
-        <w:gridCol w:w="13675"/>
-        <w:gridCol w:w="7915"/>
+        <w:gridCol w:w="11515"/>
+        <w:gridCol w:w="10075"/>
       </w:tblGrid>
       <w:tr>
         <w:tc>
           <w:tcPr>
-            <w:tcW w:w="13675" w:type="dxa"/>
+            <w:tcW w:w="11515" w:type="dxa"/>
           </w:tcPr>
           <w:p>
             <w:pPr>
@@ -165,10 +163,116 @@
         </w:tc>
         <w:tc>
           <w:tcPr>
-            <w:tcW w:w="7915" w:type="dxa"/>
+            <w:tcW w:w="10075" w:type="dxa"/>
           </w:tcPr>
           <w:p>
             <w:pPr>
+              <w:pStyle w:val="ListParagraph"/>
+              <w:numPr>
+                <w:ilvl w:val="0"/>
+                <w:numId w:val="6"/>
+              </w:numPr>
+              <w:rPr>
+                <w:lang w:val="en-US"/>
+              </w:rPr>
+            </w:pPr>
+            <w:r>
+              <w:rPr>
+                <w:lang w:val="en-US"/>
+              </w:rPr>
+              <w:t>instead of writing too much of logic inside java after fetching from db</w:t>
+            </w:r>
+          </w:p>
+          <w:p>
+            <w:pPr>
+              <w:rPr>
+                <w:lang w:val="en-US"/>
+              </w:rPr>
+            </w:pPr>
+            <w:r>
+              <w:rPr>
+                <w:lang w:val="en-US"/>
+              </w:rPr>
+              <w:t xml:space="preserve">just write a stored procedure or function in db and just call that from java </w:t>
+            </w:r>
+          </w:p>
+          <w:p>
+            <w:pPr>
+              <w:pStyle w:val="ListParagraph"/>
+              <w:numPr>
+                <w:ilvl w:val="0"/>
+                <w:numId w:val="6"/>
+              </w:numPr>
+              <w:rPr>
+                <w:lang w:val="en-US"/>
+              </w:rPr>
+            </w:pPr>
+            <w:r>
+              <w:rPr>
+                <w:lang w:val="en-US"/>
+              </w:rPr>
+              <w:t xml:space="preserve">just write a trigger </w:t>
+            </w:r>
+            <w:r>
+              <w:rPr>
+                <w:lang w:val="en-US"/>
+              </w:rPr>
+              <w:t>, like when u want to run something after insertion/deletion</w:t>
+            </w:r>
+          </w:p>
+        </w:tc>
+      </w:tr>
+      <w:tr>
+        <w:tc>
+          <w:tcPr>
+            <w:tcW w:w="11515" w:type="dxa"/>
+          </w:tcPr>
+          <w:p>
+            <w:pPr>
+              <w:rPr>
+                <w:lang w:val="en-US"/>
+              </w:rPr>
+            </w:pPr>
+            <w:r>
+              <w:rPr>
+                <w:lang w:val="en-US"/>
+              </w:rPr>
+              <w:t>1</w:t>
+            </w:r>
+            <w:r>
+              <w:rPr>
+                <w:vertAlign w:val="superscript"/>
+                <w:lang w:val="en-US"/>
+              </w:rPr>
+              <w:t>st</w:t>
+            </w:r>
+            <w:r>
+              <w:rPr>
+                <w:lang w:val="en-US"/>
+              </w:rPr>
+              <w:t xml:space="preserve"> try to implement that logic in sql , if not possible then only write in java </w:t>
+            </w:r>
+            <w:r>
+              <w:rPr>
+                <w:lang w:val="en-US"/>
+              </w:rPr>
+              <w:t>– utilise keywords like case in oracle</w:t>
+            </w:r>
+            <w:bookmarkStart w:id="0" w:name="_GoBack"/>
+            <w:bookmarkEnd w:id="0"/>
+          </w:p>
+        </w:tc>
+        <w:tc>
+          <w:tcPr>
+            <w:tcW w:w="10075" w:type="dxa"/>
+          </w:tcPr>
+          <w:p>
+            <w:pPr>
+              <w:pStyle w:val="ListParagraph"/>
+              <w:numPr>
+                <w:ilvl w:val="0"/>
+                <w:numId w:val="6"/>
+              </w:numPr>
               <w:rPr>
                 <w:lang w:val="en-US"/>
               </w:rPr>
@@ -500,6 +604,7 @@
             <w14:bevel/>
           </w14:textOutline>
         </w:rPr>
+        <w:lastRenderedPageBreak/>
         <w:t>Now those 2 tasks will be picked by separate threads , both threads will run parallelly</w:t>
       </w:r>
     </w:p>
@@ -546,7 +651,6 @@
               <w:rPr>
                 <w:lang w:val="en-US"/>
               </w:rPr>
-              <w:lastRenderedPageBreak/>
               <w:t>in spring way</w:t>
             </w:r>
           </w:p>
@@ -4213,6 +4317,95 @@
       </w:pPr>
     </w:lvl>
   </w:abstractNum>
+  <w:abstractNum w:abstractNumId="5">
+    <w:nsid w:val="727B1D6A"/>
+    <w:multiLevelType w:val="hybridMultilevel"/>
+    <w:tmpl w:val="73A4F1B0"/>
+    <w:lvl w:ilvl="0" w:tplc="40090011">
+      <w:start w:val="1"/>
+      <w:numFmt w:val="decimal"/>
+      <w:lvlText w:val="%1)"/>
+      <w:lvlJc w:val="left"/>
+      <w:pPr>
+        <w:ind w:left="720" w:hanging="360"/>
+      </w:pPr>
+      <w:rPr>
+        <w:rFonts w:hint="default"/>
+      </w:rPr>
+    </w:lvl>
+    <w:lvl w:ilvl="1" w:tplc="40090019" w:tentative="1">
+      <w:start w:val="1"/>
+      <w:numFmt w:val="lowerLetter"/>
+      <w:lvlText w:val="%2."/>
+      <w:lvlJc w:val="left"/>
+      <w:pPr>
+        <w:ind w:left="1440" w:hanging="360"/>
+      </w:pPr>
+    </w:lvl>
+    <w:lvl w:ilvl="2" w:tplc="4009001B" w:tentative="1">
+      <w:start w:val="1"/>
+      <w:numFmt w:val="lowerRoman"/>
+      <w:lvlText w:val="%3."/>
+      <w:lvlJc w:val="right"/>
+      <w:pPr>
+        <w:ind w:left="2160" w:hanging="180"/>
+      </w:pPr>
+    </w:lvl>
+    <w:lvl w:ilvl="3" w:tplc="4009000F" w:tentative="1">
+      <w:start w:val="1"/>
+      <w:numFmt w:val="decimal"/>
+      <w:lvlText w:val="%4."/>
+      <w:lvlJc w:val="left"/>
+      <w:pPr>
+        <w:ind w:left="2880" w:hanging="360"/>
+      </w:pPr>
+    </w:lvl>
+    <w:lvl w:ilvl="4" w:tplc="40090019" w:tentative="1">
+      <w:start w:val="1"/>
+      <w:numFmt w:val="lowerLetter"/>
+      <w:lvlText w:val="%5."/>
+      <w:lvlJc w:val="left"/>
+      <w:pPr>
+        <w:ind w:left="3600" w:hanging="360"/>
+      </w:pPr>
+    </w:lvl>
+    <w:lvl w:ilvl="5" w:tplc="4009001B" w:tentative="1">
+      <w:start w:val="1"/>
+      <w:numFmt w:val="lowerRoman"/>
+      <w:lvlText w:val="%6."/>
+      <w:lvlJc w:val="right"/>
+      <w:pPr>
+        <w:ind w:left="4320" w:hanging="180"/>
+      </w:pPr>
+    </w:lvl>
+    <w:lvl w:ilvl="6" w:tplc="4009000F" w:tentative="1">
+      <w:start w:val="1"/>
+      <w:numFmt w:val="decimal"/>
+      <w:lvlText w:val="%7."/>
+      <w:lvlJc w:val="left"/>
+      <w:pPr>
+        <w:ind w:left="5040" w:hanging="360"/>
+      </w:pPr>
+    </w:lvl>
+    <w:lvl w:ilvl="7" w:tplc="40090019" w:tentative="1">
+      <w:start w:val="1"/>
+      <w:numFmt w:val="lowerLetter"/>
+      <w:lvlText w:val="%8."/>
+      <w:lvlJc w:val="left"/>
+      <w:pPr>
+        <w:ind w:left="5760" w:hanging="360"/>
+      </w:pPr>
+    </w:lvl>
+    <w:lvl w:ilvl="8" w:tplc="4009001B" w:tentative="1">
+      <w:start w:val="1"/>
+      <w:numFmt w:val="lowerRoman"/>
+      <w:lvlText w:val="%9."/>
+      <w:lvlJc w:val="right"/>
+      <w:pPr>
+        <w:ind w:left="6480" w:hanging="180"/>
+      </w:pPr>
+    </w:lvl>
+  </w:abstractNum>
   <w:num w:numId="1">
     <w:abstractNumId w:val="2"/>
   </w:num>
@@ -4227,6 +4420,9 @@
   </w:num>
   <w:num w:numId="5">
     <w:abstractNumId w:val="4"/>
+  </w:num>
+  <w:num w:numId="6">
+    <w:abstractNumId w:val="5"/>
   </w:num>
 </w:numbering>
 </file>
